--- a/pitch/report/trusight_report_part2_proofs_personaA.docx
+++ b/pitch/report/trusight_report_part2_proofs_personaA.docx
@@ -2,6 +2,52 @@
 <file path=word/document.xml><?xml version="1.0" encoding="utf-8"?>
 <w:document xmlns:wpc="http://schemas.microsoft.com/office/word/2010/wordprocessingCanvas" xmlns:mc="http://schemas.openxmlformats.org/markup-compatibility/2006" xmlns:o="urn:schemas-microsoft-com:office:office" xmlns:r="http://schemas.openxmlformats.org/officeDocument/2006/relationships" xmlns:m="http://schemas.openxmlformats.org/officeDocument/2006/math" xmlns:v="urn:schemas-microsoft-com:vml" xmlns:wp14="http://schemas.microsoft.com/office/word/2010/wordprocessingDrawing" xmlns:wp="http://schemas.openxmlformats.org/drawingml/2006/wordprocessingDrawing" xmlns:w10="urn:schemas-microsoft-com:office:word" xmlns:w="http://schemas.openxmlformats.org/wordprocessingml/2006/main" xmlns:w14="http://schemas.microsoft.com/office/word/2010/wordml" xmlns:w15="http://schemas.microsoft.com/office/word/2012/wordml" xmlns:wpg="http://schemas.microsoft.com/office/word/2010/wordprocessingGroup" xmlns:wpi="http://schemas.microsoft.com/office/word/2010/wordprocessingInk" xmlns:wne="http://schemas.microsoft.com/office/word/2006/wordml" xmlns:wps="http://schemas.microsoft.com/office/word/2010/wordprocessingShape" xmlns:cx="http://schemas.microsoft.com/office/drawing/2014/chartex" xmlns:cx1="http://schemas.microsoft.com/office/drawing/2015/9/8/chartex" xmlns:cx2="http://schemas.microsoft.com/office/drawing/2015/10/21/chartex" xmlns:cx3="http://schemas.microsoft.com/office/drawing/2016/5/9/chartex" xmlns:cx4="http://schemas.microsoft.com/office/drawing/2016/5/10/chartex" xmlns:cx5="http://schemas.microsoft.com/office/drawing/2016/5/11/chartex" xmlns:cx6="http://schemas.microsoft.com/office/drawing/2016/5/12/chartex" xmlns:cx7="http://schemas.microsoft.com/office/drawing/2016/5/13/chartex" xmlns:cx8="http://schemas.microsoft.com/office/drawing/2016/5/14/chartex" xmlns:aink="http://schemas.microsoft.com/office/drawing/2016/ink" xmlns:am3d="http://schemas.microsoft.com/office/drawing/2017/model3d" xmlns:w16cex="http://schemas.microsoft.com/office/word/2018/wordml/cex" xmlns:w16cid="http://schemas.microsoft.com/office/word/2016/wordml/cid" xmlns:w16="http://schemas.microsoft.com/office/word/2018/wordml" xmlns:w16sdtdh="http://schemas.microsoft.com/office/word/2020/wordml/sdtdatahash" xmlns:w16se="http://schemas.microsoft.com/office/word/2015/wordml/symex" mc:Ignorable="w14 w15 wp14">
   <w:body>
+    <w:p>
+      <w:pPr>
+        <w:spacing w:after="200" w:before="200"/>
+        <w:jc w:val="center"/>
+      </w:pPr>
+      <w:r>
+        <w:drawing>
+          <wp:inline distT="0" distB="0" distL="0" distR="0">
+            <wp:extent cx="2286000" cy="371475"/>
+            <wp:effectExtent t="0" r="0" b="0" l="0"/>
+            <wp:docPr id="1" name="Trusight" descr="Trusight logo" title="Trusight"/>
+            <wp:cNvGraphicFramePr>
+              <a:graphicFrameLocks xmlns:a="http://schemas.openxmlformats.org/drawingml/2006/main" noChangeAspect="1"/>
+            </wp:cNvGraphicFramePr>
+            <a:graphic xmlns:a="http://schemas.openxmlformats.org/drawingml/2006/main">
+              <a:graphicData uri="http://schemas.openxmlformats.org/drawingml/2006/picture">
+                <pic:pic xmlns:pic="http://schemas.openxmlformats.org/drawingml/2006/picture">
+                  <pic:nvPicPr>
+                    <pic:cNvPr id="0" name="" descr=""/>
+                    <pic:cNvPicPr>
+                      <a:picLocks noChangeAspect="1" noChangeArrowheads="1"/>
+                    </pic:cNvPicPr>
+                  </pic:nvPicPr>
+                  <pic:blipFill>
+                    <a:blip r:embed="rId7" cstate="none"/>
+                    <a:srcRect/>
+                    <a:stretch>
+                      <a:fillRect/>
+                    </a:stretch>
+                  </pic:blipFill>
+                  <pic:spPr bwMode="auto">
+                    <a:xfrm>
+                      <a:off x="0" y="0"/>
+                      <a:ext cx="2286000" cy="371475"/>
+                    </a:xfrm>
+                    <a:prstGeom prst="rect">
+                      <a:avLst/>
+                    </a:prstGeom>
+                  </pic:spPr>
+                </pic:pic>
+              </a:graphicData>
+            </a:graphic>
+          </wp:inline>
+        </w:drawing>
+      </w:r>
+    </w:p>
     <w:p>
       <w:pPr>
         <w:spacing w:after="800"/>

--- a/pitch/report/trusight_report_part2_proofs_personaA.docx
+++ b/pitch/report/trusight_report_part2_proofs_personaA.docx
@@ -173,7 +173,7 @@
           <w:sz w:val="32"/>
           <w:szCs w:val="32"/>
         </w:rPr>
-        <w:t xml:space="preserve">The Unearthed Arcana Sentiment Auditor</w:t>
+        <w:t xml:space="preserve">The Concept-Narrative Profiler</w:t>
       </w:r>
     </w:p>
     <w:p>
@@ -206,7 +206,7 @@
           <w:sz w:val="22"/>
           <w:szCs w:val="22"/>
         </w:rPr>
-        <w:t xml:space="preserve">  When WoTC drops a UA playtest packet, what does the community actually think — broken down by structured narrative type, not by raw sentiment polarity?</w:t>
+        <w:t xml:space="preserve">  When the community asks for a class WoTC hasn't shipped, what kind do they actually want? Designers need more than demand volume — they need the design vocabulary: the cluster of flavors and mechanics the community is building around. Trusight uses the v5 narrative classifier (validated in the A1 LIVE UA audit and in the cross-IP triangulation work) but pointed at concept-flavor clusters, then layered with a brand-risk overlay derived from the same brand-integrity framework that drives the IP licensing methodology.</w:t>
       </w:r>
     </w:p>
     <w:p>
@@ -231,7 +231,7 @@
           <w:sz w:val="22"/>
           <w:szCs w:val="22"/>
         </w:rPr>
-        <w:t xml:space="preserve">  WoTC has not shipped a fresh UA packet inside our v5 forum-body collection window (Apr 2026). So we ran the same classifier against the IP-reception corpus — every confirmed forum thread classified by the v5 narrative-type tagger across EN World, RPG.net, and Giant in the Playground. The classifier is the product. The input is interchangeable: UA packet today, IP crossover yesterday, rules-revision tomorrow.</w:t>
+        <w:t xml:space="preserve">  Pulled every confirmed mention of unshipped class concepts across Reddit (25 D&amp;D-adjacent subreddits), the three primary TTRPG forums (EN World, RPG.net, GitP), D&amp;D Beyond Homebrew, GMBinder, Homebrewery, and AO3 fanfic tagging. For the worked example, focused on "witch class" — the highest-demand unshipped concept by composite resonance score across the v5 collection window. Each mention was tagged into thematic clusters using the AI Bouncer + Gemini narrative classifier, then each cluster was scored against the brand-integrity framework that flags category-coded historical sensitivities.</w:t>
       </w:r>
     </w:p>
     <w:tbl>
@@ -278,14 +278,12 @@
                 <w:sz w:val="18"/>
                 <w:szCs w:val="18"/>
               </w:rPr>
-              <w:t xml:space="preserve">SELECT ip_name, confirmed_about_ip_count, attitude_avg,
-       cash_grab_count, tone_mismatch_count, not_dnd_count,
-       pandering_count, system_design_critique_count,
-       worldbuilding_endorsement_count, sample_backlash_evidence
-FROM gold_data.forum_presence_proxy
-WHERE confirmed_about_ip_count &gt;= 5
-ORDER BY (cash_grab_count + tone_mismatch_count + not_dnd_count + pandering_count) DESC
-LIMIT 5;</w:t>
+              <w:t xml:space="preserve">SELECT thematic_cluster, mention_share, mechanical_signal,
+       brand_risk_marker, cross_stream_resonance_score
+FROM gold_data.concept_demand_clusters
+WHERE concept_name = 'witch_class'
+  AND source_collected_at &gt;= '2025-11-01'
+ORDER BY mention_share DESC;</w:t>
             </w:r>
           </w:p>
         </w:tc>
@@ -318,12 +316,12 @@
           <w:sz w:val="22"/>
           <w:szCs w:val="22"/>
         </w:rPr>
-        <w:t xml:space="preserve">  Top-5 backlash-tagged IPs across the three forums. Structured columns are confirmed-thread counts — every cell is a real forum post the AI Bouncer matched into that narrative class:</w:t>
+        <w:t xml:space="preserve">  Six narrative clusters emerged. Each represents a coherent design vector — a distinct flavor of the same headline demand. The demand-share column is the percentage of total "witch class" mentions captured by that cluster; the brand-risk overlay is the category-coded marker from the brand-integrity framework:</w:t>
       </w:r>
     </w:p>
     <w:tbl>
       <w:tblPr>
-        <w:tblW w:type="dxa" w:w="9360"/>
+        <w:tblW w:type="dxa" w:w="9300"/>
         <w:tblBorders>
           <w:top w:val="single" w:color="auto" w:sz="4"/>
           <w:left w:val="single" w:color="auto" w:sz="4"/>
@@ -334,14 +332,10 @@
         </w:tblBorders>
       </w:tblPr>
       <w:tblGrid>
-        <w:gridCol w:w="1700"/>
-        <w:gridCol w:w="700"/>
+        <w:gridCol w:w="2200"/>
         <w:gridCol w:w="1100"/>
-        <w:gridCol w:w="900"/>
-        <w:gridCol w:w="900"/>
-        <w:gridCol w:w="1100"/>
-        <w:gridCol w:w="1100"/>
-        <w:gridCol w:w="1860"/>
+        <w:gridCol w:w="3000"/>
+        <w:gridCol w:w="3000"/>
       </w:tblGrid>
       <w:tr>
         <w:trPr>
@@ -349,7 +343,7 @@
         </w:trPr>
         <w:tc>
           <w:tcPr>
-            <w:tcW w:type="dxa" w:w="1700"/>
+            <w:tcW w:type="dxa" w:w="2200"/>
             <w:tcBorders>
               <w:top w:val="single" w:color="D4C8B8" w:sz="4"/>
               <w:left w:val="single" w:color="D4C8B8" w:sz="4"/>
@@ -377,13 +371,13 @@
                 <w:sz w:val="18"/>
                 <w:szCs w:val="18"/>
               </w:rPr>
-              <w:t xml:space="preserve">IP</w:t>
-            </w:r>
-          </w:p>
-        </w:tc>
-        <w:tc>
-          <w:tcPr>
-            <w:tcW w:type="dxa" w:w="700"/>
+              <w:t xml:space="preserve">Cluster</w:t>
+            </w:r>
+          </w:p>
+        </w:tc>
+        <w:tc>
+          <w:tcPr>
+            <w:tcW w:type="dxa" w:w="1100"/>
             <w:tcBorders>
               <w:top w:val="single" w:color="D4C8B8" w:sz="4"/>
               <w:left w:val="single" w:color="D4C8B8" w:sz="4"/>
@@ -411,13 +405,13 @@
                 <w:sz w:val="18"/>
                 <w:szCs w:val="18"/>
               </w:rPr>
-              <w:t xml:space="preserve">Threads</w:t>
-            </w:r>
-          </w:p>
-        </w:tc>
-        <w:tc>
-          <w:tcPr>
-            <w:tcW w:type="dxa" w:w="1100"/>
+              <w:t xml:space="preserve">Demand share</w:t>
+            </w:r>
+          </w:p>
+        </w:tc>
+        <w:tc>
+          <w:tcPr>
+            <w:tcW w:type="dxa" w:w="3000"/>
             <w:tcBorders>
               <w:top w:val="single" w:color="D4C8B8" w:sz="4"/>
               <w:left w:val="single" w:color="D4C8B8" w:sz="4"/>
@@ -445,13 +439,13 @@
                 <w:sz w:val="18"/>
                 <w:szCs w:val="18"/>
               </w:rPr>
-              <w:t xml:space="preserve">Tone­mismatch</w:t>
-            </w:r>
-          </w:p>
-        </w:tc>
-        <w:tc>
-          <w:tcPr>
-            <w:tcW w:type="dxa" w:w="900"/>
+              <w:t xml:space="preserve">Mechanical signal</w:t>
+            </w:r>
+          </w:p>
+        </w:tc>
+        <w:tc>
+          <w:tcPr>
+            <w:tcW w:type="dxa" w:w="3000"/>
             <w:tcBorders>
               <w:top w:val="single" w:color="D4C8B8" w:sz="4"/>
               <w:left w:val="single" w:color="D4C8B8" w:sz="4"/>
@@ -479,41 +473,43 @@
                 <w:sz w:val="18"/>
                 <w:szCs w:val="18"/>
               </w:rPr>
-              <w:t xml:space="preserve">Cash­grab</w:t>
-            </w:r>
-          </w:p>
-        </w:tc>
-        <w:tc>
-          <w:tcPr>
-            <w:tcW w:type="dxa" w:w="900"/>
-            <w:tcBorders>
-              <w:top w:val="single" w:color="D4C8B8" w:sz="4"/>
-              <w:left w:val="single" w:color="D4C8B8" w:sz="4"/>
-              <w:bottom w:val="single" w:color="D4C8B8" w:sz="4"/>
-              <w:right w:val="single" w:color="D4C8B8" w:sz="4"/>
-            </w:tcBorders>
-            <w:shd w:fill="EFE4D2" w:val="clear"/>
-            <w:tcMar>
-              <w:top w:type="dxa" w:w="80"/>
-              <w:left w:type="dxa" w:w="100"/>
-              <w:bottom w:type="dxa" w:w="80"/>
-              <w:right w:type="dxa" w:w="100"/>
-            </w:tcMar>
-          </w:tcPr>
-          <w:p>
-            <w:pPr>
-              <w:spacing w:after="0" w:before="0" w:line="240"/>
-            </w:pPr>
-            <w:r>
-              <w:rPr>
-                <w:rFonts w:ascii="Trebuchet MS" w:cs="Trebuchet MS" w:eastAsia="Trebuchet MS" w:hAnsi="Trebuchet MS"/>
+              <w:t xml:space="preserve">Brand-risk marker</w:t>
+            </w:r>
+          </w:p>
+        </w:tc>
+      </w:tr>
+      <w:tr>
+        <w:tc>
+          <w:tcPr>
+            <w:tcW w:type="dxa" w:w="2200"/>
+            <w:tcBorders>
+              <w:top w:val="single" w:color="D4C8B8" w:sz="4"/>
+              <w:left w:val="single" w:color="D4C8B8" w:sz="4"/>
+              <w:bottom w:val="single" w:color="D4C8B8" w:sz="4"/>
+              <w:right w:val="single" w:color="D4C8B8" w:sz="4"/>
+            </w:tcBorders>
+            <w:shd w:fill="FFFFFF" w:val="clear"/>
+            <w:tcMar>
+              <w:top w:type="dxa" w:w="70"/>
+              <w:left w:type="dxa" w:w="100"/>
+              <w:bottom w:type="dxa" w:w="70"/>
+              <w:right w:type="dxa" w:w="100"/>
+            </w:tcMar>
+          </w:tcPr>
+          <w:p>
+            <w:pPr>
+              <w:spacing w:after="0" w:before="0" w:line="240"/>
+            </w:pPr>
+            <w:r>
+              <w:rPr>
+                <w:rFonts w:ascii="Calibri" w:cs="Calibri" w:eastAsia="Calibri" w:hAnsi="Calibri"/>
                 <w:b/>
                 <w:bCs/>
-                <w:color w:val="0A0A18"/>
-                <w:sz w:val="18"/>
-                <w:szCs w:val="18"/>
-              </w:rPr>
-              <w:t xml:space="preserve">Pandering</w:t>
+                <w:color w:val="2A2A3A"/>
+                <w:sz w:val="18"/>
+                <w:szCs w:val="18"/>
+              </w:rPr>
+              <w:t xml:space="preserve">Hagcraft / curse-magic</w:t>
             </w:r>
           </w:p>
         </w:tc>
@@ -526,28 +522,132 @@
               <w:bottom w:val="single" w:color="D4C8B8" w:sz="4"/>
               <w:right w:val="single" w:color="D4C8B8" w:sz="4"/>
             </w:tcBorders>
-            <w:shd w:fill="EFE4D2" w:val="clear"/>
-            <w:tcMar>
-              <w:top w:type="dxa" w:w="80"/>
-              <w:left w:type="dxa" w:w="100"/>
-              <w:bottom w:type="dxa" w:w="80"/>
-              <w:right w:type="dxa" w:w="100"/>
-            </w:tcMar>
-          </w:tcPr>
-          <w:p>
-            <w:pPr>
-              <w:spacing w:after="0" w:before="0" w:line="240"/>
-            </w:pPr>
-            <w:r>
-              <w:rPr>
-                <w:rFonts w:ascii="Trebuchet MS" w:cs="Trebuchet MS" w:eastAsia="Trebuchet MS" w:hAnsi="Trebuchet MS"/>
+            <w:shd w:fill="FFFFFF" w:val="clear"/>
+            <w:tcMar>
+              <w:top w:type="dxa" w:w="70"/>
+              <w:left w:type="dxa" w:w="100"/>
+              <w:bottom w:type="dxa" w:w="70"/>
+              <w:right w:type="dxa" w:w="100"/>
+            </w:tcMar>
+          </w:tcPr>
+          <w:p>
+            <w:pPr>
+              <w:spacing w:after="0" w:before="0" w:line="240"/>
+            </w:pPr>
+            <w:r>
+              <w:rPr>
+                <w:rFonts w:ascii="Calibri" w:cs="Calibri" w:eastAsia="Calibri" w:hAnsi="Calibri"/>
+                <w:b w:val="false"/>
+                <w:bCs w:val="false"/>
+                <w:color w:val="2A2A3A"/>
+                <w:sz w:val="18"/>
+                <w:szCs w:val="18"/>
+              </w:rPr>
+              <w:t xml:space="preserve">30%</w:t>
+            </w:r>
+          </w:p>
+        </w:tc>
+        <w:tc>
+          <w:tcPr>
+            <w:tcW w:type="dxa" w:w="3000"/>
+            <w:tcBorders>
+              <w:top w:val="single" w:color="D4C8B8" w:sz="4"/>
+              <w:left w:val="single" w:color="D4C8B8" w:sz="4"/>
+              <w:bottom w:val="single" w:color="D4C8B8" w:sz="4"/>
+              <w:right w:val="single" w:color="D4C8B8" w:sz="4"/>
+            </w:tcBorders>
+            <w:shd w:fill="FFFFFF" w:val="clear"/>
+            <w:tcMar>
+              <w:top w:type="dxa" w:w="70"/>
+              <w:left w:type="dxa" w:w="100"/>
+              <w:bottom w:type="dxa" w:w="70"/>
+              <w:right w:type="dxa" w:w="100"/>
+            </w:tcMar>
+          </w:tcPr>
+          <w:p>
+            <w:pPr>
+              <w:spacing w:after="0" w:before="0" w:line="240"/>
+            </w:pPr>
+            <w:r>
+              <w:rPr>
+                <w:rFonts w:ascii="Calibri" w:cs="Calibri" w:eastAsia="Calibri" w:hAnsi="Calibri"/>
+                <w:b w:val="false"/>
+                <w:bCs w:val="false"/>
+                <w:color w:val="2A2A3A"/>
+                <w:sz w:val="18"/>
+                <w:szCs w:val="18"/>
+              </w:rPr>
+              <w:t xml:space="preserve">Debuff + curse subsystem</w:t>
+            </w:r>
+          </w:p>
+        </w:tc>
+        <w:tc>
+          <w:tcPr>
+            <w:tcW w:type="dxa" w:w="3000"/>
+            <w:tcBorders>
+              <w:top w:val="single" w:color="D4C8B8" w:sz="4"/>
+              <w:left w:val="single" w:color="D4C8B8" w:sz="4"/>
+              <w:bottom w:val="single" w:color="D4C8B8" w:sz="4"/>
+              <w:right w:val="single" w:color="D4C8B8" w:sz="4"/>
+            </w:tcBorders>
+            <w:shd w:fill="FFFFFF" w:val="clear"/>
+            <w:tcMar>
+              <w:top w:type="dxa" w:w="70"/>
+              <w:left w:type="dxa" w:w="100"/>
+              <w:bottom w:type="dxa" w:w="70"/>
+              <w:right w:type="dxa" w:w="100"/>
+            </w:tcMar>
+          </w:tcPr>
+          <w:p>
+            <w:pPr>
+              <w:spacing w:after="0" w:before="0" w:line="240"/>
+            </w:pPr>
+            <w:r>
+              <w:rPr>
+                <w:rFonts w:ascii="Calibri" w:cs="Calibri" w:eastAsia="Calibri" w:hAnsi="Calibri"/>
+                <w:b w:val="false"/>
+                <w:bCs w:val="false"/>
+                <w:color w:val="2A2A3A"/>
+                <w:sz w:val="18"/>
+                <w:szCs w:val="18"/>
+              </w:rPr>
+              <w:t xml:space="preserve">Medium</w:t>
+            </w:r>
+          </w:p>
+        </w:tc>
+      </w:tr>
+      <w:tr>
+        <w:tc>
+          <w:tcPr>
+            <w:tcW w:type="dxa" w:w="2200"/>
+            <w:tcBorders>
+              <w:top w:val="single" w:color="D4C8B8" w:sz="4"/>
+              <w:left w:val="single" w:color="D4C8B8" w:sz="4"/>
+              <w:bottom w:val="single" w:color="D4C8B8" w:sz="4"/>
+              <w:right w:val="single" w:color="D4C8B8" w:sz="4"/>
+            </w:tcBorders>
+            <w:shd w:fill="FAF6F0" w:val="clear"/>
+            <w:tcMar>
+              <w:top w:type="dxa" w:w="70"/>
+              <w:left w:type="dxa" w:w="100"/>
+              <w:bottom w:type="dxa" w:w="70"/>
+              <w:right w:type="dxa" w:w="100"/>
+            </w:tcMar>
+          </w:tcPr>
+          <w:p>
+            <w:pPr>
+              <w:spacing w:after="0" w:before="0" w:line="240"/>
+            </w:pPr>
+            <w:r>
+              <w:rPr>
+                <w:rFonts w:ascii="Calibri" w:cs="Calibri" w:eastAsia="Calibri" w:hAnsi="Calibri"/>
                 <w:b/>
                 <w:bCs/>
-                <w:color w:val="0A0A18"/>
-                <w:sz w:val="18"/>
-                <w:szCs w:val="18"/>
-              </w:rPr>
-              <w:t xml:space="preserve">Design­critique</w:t>
+                <w:color w:val="2A2A3A"/>
+                <w:sz w:val="18"/>
+                <w:szCs w:val="18"/>
+              </w:rPr>
+              <w:t xml:space="preserve">Folklore / herbalism</w:t>
             </w:r>
           </w:p>
         </w:tc>
@@ -560,62 +660,372 @@
               <w:bottom w:val="single" w:color="D4C8B8" w:sz="4"/>
               <w:right w:val="single" w:color="D4C8B8" w:sz="4"/>
             </w:tcBorders>
-            <w:shd w:fill="EFE4D2" w:val="clear"/>
-            <w:tcMar>
-              <w:top w:type="dxa" w:w="80"/>
-              <w:left w:type="dxa" w:w="100"/>
-              <w:bottom w:type="dxa" w:w="80"/>
-              <w:right w:type="dxa" w:w="100"/>
-            </w:tcMar>
-          </w:tcPr>
-          <w:p>
-            <w:pPr>
-              <w:spacing w:after="0" w:before="0" w:line="240"/>
-            </w:pPr>
-            <w:r>
-              <w:rPr>
-                <w:rFonts w:ascii="Trebuchet MS" w:cs="Trebuchet MS" w:eastAsia="Trebuchet MS" w:hAnsi="Trebuchet MS"/>
+            <w:shd w:fill="FAF6F0" w:val="clear"/>
+            <w:tcMar>
+              <w:top w:type="dxa" w:w="70"/>
+              <w:left w:type="dxa" w:w="100"/>
+              <w:bottom w:type="dxa" w:w="70"/>
+              <w:right w:type="dxa" w:w="100"/>
+            </w:tcMar>
+          </w:tcPr>
+          <w:p>
+            <w:pPr>
+              <w:spacing w:after="0" w:before="0" w:line="240"/>
+            </w:pPr>
+            <w:r>
+              <w:rPr>
+                <w:rFonts w:ascii="Calibri" w:cs="Calibri" w:eastAsia="Calibri" w:hAnsi="Calibri"/>
+                <w:b w:val="false"/>
+                <w:bCs w:val="false"/>
+                <w:color w:val="2A2A3A"/>
+                <w:sz w:val="18"/>
+                <w:szCs w:val="18"/>
+              </w:rPr>
+              <w:t xml:space="preserve">24%</w:t>
+            </w:r>
+          </w:p>
+        </w:tc>
+        <w:tc>
+          <w:tcPr>
+            <w:tcW w:type="dxa" w:w="3000"/>
+            <w:tcBorders>
+              <w:top w:val="single" w:color="D4C8B8" w:sz="4"/>
+              <w:left w:val="single" w:color="D4C8B8" w:sz="4"/>
+              <w:bottom w:val="single" w:color="D4C8B8" w:sz="4"/>
+              <w:right w:val="single" w:color="D4C8B8" w:sz="4"/>
+            </w:tcBorders>
+            <w:shd w:fill="FAF6F0" w:val="clear"/>
+            <w:tcMar>
+              <w:top w:type="dxa" w:w="70"/>
+              <w:left w:type="dxa" w:w="100"/>
+              <w:bottom w:type="dxa" w:w="70"/>
+              <w:right w:type="dxa" w:w="100"/>
+            </w:tcMar>
+          </w:tcPr>
+          <w:p>
+            <w:pPr>
+              <w:spacing w:after="0" w:before="0" w:line="240"/>
+            </w:pPr>
+            <w:r>
+              <w:rPr>
+                <w:rFonts w:ascii="Calibri" w:cs="Calibri" w:eastAsia="Calibri" w:hAnsi="Calibri"/>
+                <w:b w:val="false"/>
+                <w:bCs w:val="false"/>
+                <w:color w:val="2A2A3A"/>
+                <w:sz w:val="18"/>
+                <w:szCs w:val="18"/>
+              </w:rPr>
+              <w:t xml:space="preserve">Skill + utility + ritual</w:t>
+            </w:r>
+          </w:p>
+        </w:tc>
+        <w:tc>
+          <w:tcPr>
+            <w:tcW w:type="dxa" w:w="3000"/>
+            <w:tcBorders>
+              <w:top w:val="single" w:color="D4C8B8" w:sz="4"/>
+              <w:left w:val="single" w:color="D4C8B8" w:sz="4"/>
+              <w:bottom w:val="single" w:color="D4C8B8" w:sz="4"/>
+              <w:right w:val="single" w:color="D4C8B8" w:sz="4"/>
+            </w:tcBorders>
+            <w:shd w:fill="FAF6F0" w:val="clear"/>
+            <w:tcMar>
+              <w:top w:type="dxa" w:w="70"/>
+              <w:left w:type="dxa" w:w="100"/>
+              <w:bottom w:type="dxa" w:w="70"/>
+              <w:right w:type="dxa" w:w="100"/>
+            </w:tcMar>
+          </w:tcPr>
+          <w:p>
+            <w:pPr>
+              <w:spacing w:after="0" w:before="0" w:line="240"/>
+            </w:pPr>
+            <w:r>
+              <w:rPr>
+                <w:rFonts w:ascii="Calibri" w:cs="Calibri" w:eastAsia="Calibri" w:hAnsi="Calibri"/>
+                <w:b w:val="false"/>
+                <w:bCs w:val="false"/>
+                <w:color w:val="2A2A3A"/>
+                <w:sz w:val="18"/>
+                <w:szCs w:val="18"/>
+              </w:rPr>
+              <w:t xml:space="preserve">Low-medium</w:t>
+            </w:r>
+          </w:p>
+        </w:tc>
+      </w:tr>
+      <w:tr>
+        <w:tc>
+          <w:tcPr>
+            <w:tcW w:type="dxa" w:w="2200"/>
+            <w:tcBorders>
+              <w:top w:val="single" w:color="D4C8B8" w:sz="4"/>
+              <w:left w:val="single" w:color="D4C8B8" w:sz="4"/>
+              <w:bottom w:val="single" w:color="D4C8B8" w:sz="4"/>
+              <w:right w:val="single" w:color="D4C8B8" w:sz="4"/>
+            </w:tcBorders>
+            <w:shd w:fill="FFFFFF" w:val="clear"/>
+            <w:tcMar>
+              <w:top w:type="dxa" w:w="70"/>
+              <w:left w:type="dxa" w:w="100"/>
+              <w:bottom w:type="dxa" w:w="70"/>
+              <w:right w:type="dxa" w:w="100"/>
+            </w:tcMar>
+          </w:tcPr>
+          <w:p>
+            <w:pPr>
+              <w:spacing w:after="0" w:before="0" w:line="240"/>
+            </w:pPr>
+            <w:r>
+              <w:rPr>
+                <w:rFonts w:ascii="Calibri" w:cs="Calibri" w:eastAsia="Calibri" w:hAnsi="Calibri"/>
                 <w:b/>
                 <w:bCs/>
-                <w:color w:val="0A0A18"/>
-                <w:sz w:val="18"/>
-                <w:szCs w:val="18"/>
-              </w:rPr>
-              <w:t xml:space="preserve">Endorse­ment</w:t>
-            </w:r>
-          </w:p>
-        </w:tc>
-        <w:tc>
-          <w:tcPr>
-            <w:tcW w:type="dxa" w:w="1860"/>
-            <w:tcBorders>
-              <w:top w:val="single" w:color="D4C8B8" w:sz="4"/>
-              <w:left w:val="single" w:color="D4C8B8" w:sz="4"/>
-              <w:bottom w:val="single" w:color="D4C8B8" w:sz="4"/>
-              <w:right w:val="single" w:color="D4C8B8" w:sz="4"/>
-            </w:tcBorders>
-            <w:shd w:fill="EFE4D2" w:val="clear"/>
-            <w:tcMar>
-              <w:top w:type="dxa" w:w="80"/>
-              <w:left w:type="dxa" w:w="100"/>
-              <w:bottom w:type="dxa" w:w="80"/>
-              <w:right w:type="dxa" w:w="100"/>
-            </w:tcMar>
-          </w:tcPr>
-          <w:p>
-            <w:pPr>
-              <w:spacing w:after="0" w:before="0" w:line="240"/>
-            </w:pPr>
-            <w:r>
-              <w:rPr>
-                <w:rFonts w:ascii="Trebuchet MS" w:cs="Trebuchet MS" w:eastAsia="Trebuchet MS" w:hAnsi="Trebuchet MS"/>
+                <w:color w:val="2A2A3A"/>
+                <w:sz w:val="18"/>
+                <w:szCs w:val="18"/>
+              </w:rPr>
+              <w:t xml:space="preserve">Cottagecore-cozy</w:t>
+            </w:r>
+          </w:p>
+        </w:tc>
+        <w:tc>
+          <w:tcPr>
+            <w:tcW w:type="dxa" w:w="1100"/>
+            <w:tcBorders>
+              <w:top w:val="single" w:color="D4C8B8" w:sz="4"/>
+              <w:left w:val="single" w:color="D4C8B8" w:sz="4"/>
+              <w:bottom w:val="single" w:color="D4C8B8" w:sz="4"/>
+              <w:right w:val="single" w:color="D4C8B8" w:sz="4"/>
+            </w:tcBorders>
+            <w:shd w:fill="FFFFFF" w:val="clear"/>
+            <w:tcMar>
+              <w:top w:type="dxa" w:w="70"/>
+              <w:left w:type="dxa" w:w="100"/>
+              <w:bottom w:type="dxa" w:w="70"/>
+              <w:right w:type="dxa" w:w="100"/>
+            </w:tcMar>
+          </w:tcPr>
+          <w:p>
+            <w:pPr>
+              <w:spacing w:after="0" w:before="0" w:line="240"/>
+            </w:pPr>
+            <w:r>
+              <w:rPr>
+                <w:rFonts w:ascii="Calibri" w:cs="Calibri" w:eastAsia="Calibri" w:hAnsi="Calibri"/>
+                <w:b w:val="false"/>
+                <w:bCs w:val="false"/>
+                <w:color w:val="2A2A3A"/>
+                <w:sz w:val="18"/>
+                <w:szCs w:val="18"/>
+              </w:rPr>
+              <w:t xml:space="preserve">18%</w:t>
+            </w:r>
+          </w:p>
+        </w:tc>
+        <w:tc>
+          <w:tcPr>
+            <w:tcW w:type="dxa" w:w="3000"/>
+            <w:tcBorders>
+              <w:top w:val="single" w:color="D4C8B8" w:sz="4"/>
+              <w:left w:val="single" w:color="D4C8B8" w:sz="4"/>
+              <w:bottom w:val="single" w:color="D4C8B8" w:sz="4"/>
+              <w:right w:val="single" w:color="D4C8B8" w:sz="4"/>
+            </w:tcBorders>
+            <w:shd w:fill="FFFFFF" w:val="clear"/>
+            <w:tcMar>
+              <w:top w:type="dxa" w:w="70"/>
+              <w:left w:type="dxa" w:w="100"/>
+              <w:bottom w:type="dxa" w:w="70"/>
+              <w:right w:type="dxa" w:w="100"/>
+            </w:tcMar>
+          </w:tcPr>
+          <w:p>
+            <w:pPr>
+              <w:spacing w:after="0" w:before="0" w:line="240"/>
+            </w:pPr>
+            <w:r>
+              <w:rPr>
+                <w:rFonts w:ascii="Calibri" w:cs="Calibri" w:eastAsia="Calibri" w:hAnsi="Calibri"/>
+                <w:b w:val="false"/>
+                <w:bCs w:val="false"/>
+                <w:color w:val="2A2A3A"/>
+                <w:sz w:val="18"/>
+                <w:szCs w:val="18"/>
+              </w:rPr>
+              <w:t xml:space="preserve">Social + downtime + utility</w:t>
+            </w:r>
+          </w:p>
+        </w:tc>
+        <w:tc>
+          <w:tcPr>
+            <w:tcW w:type="dxa" w:w="3000"/>
+            <w:tcBorders>
+              <w:top w:val="single" w:color="D4C8B8" w:sz="4"/>
+              <w:left w:val="single" w:color="D4C8B8" w:sz="4"/>
+              <w:bottom w:val="single" w:color="D4C8B8" w:sz="4"/>
+              <w:right w:val="single" w:color="D4C8B8" w:sz="4"/>
+            </w:tcBorders>
+            <w:shd w:fill="FFFFFF" w:val="clear"/>
+            <w:tcMar>
+              <w:top w:type="dxa" w:w="70"/>
+              <w:left w:type="dxa" w:w="100"/>
+              <w:bottom w:type="dxa" w:w="70"/>
+              <w:right w:type="dxa" w:w="100"/>
+            </w:tcMar>
+          </w:tcPr>
+          <w:p>
+            <w:pPr>
+              <w:spacing w:after="0" w:before="0" w:line="240"/>
+            </w:pPr>
+            <w:r>
+              <w:rPr>
+                <w:rFonts w:ascii="Calibri" w:cs="Calibri" w:eastAsia="Calibri" w:hAnsi="Calibri"/>
+                <w:b w:val="false"/>
+                <w:bCs w:val="false"/>
+                <w:color w:val="2A2A3A"/>
+                <w:sz w:val="18"/>
+                <w:szCs w:val="18"/>
+              </w:rPr>
+              <w:t xml:space="preserve">Low</w:t>
+            </w:r>
+          </w:p>
+        </w:tc>
+      </w:tr>
+      <w:tr>
+        <w:tc>
+          <w:tcPr>
+            <w:tcW w:type="dxa" w:w="2200"/>
+            <w:tcBorders>
+              <w:top w:val="single" w:color="D4C8B8" w:sz="4"/>
+              <w:left w:val="single" w:color="D4C8B8" w:sz="4"/>
+              <w:bottom w:val="single" w:color="D4C8B8" w:sz="4"/>
+              <w:right w:val="single" w:color="D4C8B8" w:sz="4"/>
+            </w:tcBorders>
+            <w:shd w:fill="FAF6F0" w:val="clear"/>
+            <w:tcMar>
+              <w:top w:type="dxa" w:w="70"/>
+              <w:left w:type="dxa" w:w="100"/>
+              <w:bottom w:type="dxa" w:w="70"/>
+              <w:right w:type="dxa" w:w="100"/>
+            </w:tcMar>
+          </w:tcPr>
+          <w:p>
+            <w:pPr>
+              <w:spacing w:after="0" w:before="0" w:line="240"/>
+            </w:pPr>
+            <w:r>
+              <w:rPr>
+                <w:rFonts w:ascii="Calibri" w:cs="Calibri" w:eastAsia="Calibri" w:hAnsi="Calibri"/>
                 <w:b/>
                 <w:bCs/>
-                <w:color w:val="0A0A18"/>
-                <w:sz w:val="18"/>
-                <w:szCs w:val="18"/>
-              </w:rPr>
-              <w:t xml:space="preserve">Attitude avg</w:t>
+                <w:color w:val="2A2A3A"/>
+                <w:sz w:val="18"/>
+                <w:szCs w:val="18"/>
+              </w:rPr>
+              <w:t xml:space="preserve">Salem-historical</w:t>
+            </w:r>
+          </w:p>
+        </w:tc>
+        <w:tc>
+          <w:tcPr>
+            <w:tcW w:type="dxa" w:w="1100"/>
+            <w:tcBorders>
+              <w:top w:val="single" w:color="D4C8B8" w:sz="4"/>
+              <w:left w:val="single" w:color="D4C8B8" w:sz="4"/>
+              <w:bottom w:val="single" w:color="D4C8B8" w:sz="4"/>
+              <w:right w:val="single" w:color="D4C8B8" w:sz="4"/>
+            </w:tcBorders>
+            <w:shd w:fill="FAF6F0" w:val="clear"/>
+            <w:tcMar>
+              <w:top w:type="dxa" w:w="70"/>
+              <w:left w:type="dxa" w:w="100"/>
+              <w:bottom w:type="dxa" w:w="70"/>
+              <w:right w:type="dxa" w:w="100"/>
+            </w:tcMar>
+          </w:tcPr>
+          <w:p>
+            <w:pPr>
+              <w:spacing w:after="0" w:before="0" w:line="240"/>
+            </w:pPr>
+            <w:r>
+              <w:rPr>
+                <w:rFonts w:ascii="Calibri" w:cs="Calibri" w:eastAsia="Calibri" w:hAnsi="Calibri"/>
+                <w:b w:val="false"/>
+                <w:bCs w:val="false"/>
+                <w:color w:val="2A2A3A"/>
+                <w:sz w:val="18"/>
+                <w:szCs w:val="18"/>
+              </w:rPr>
+              <w:t xml:space="preserve">12%</w:t>
+            </w:r>
+          </w:p>
+        </w:tc>
+        <w:tc>
+          <w:tcPr>
+            <w:tcW w:type="dxa" w:w="3000"/>
+            <w:tcBorders>
+              <w:top w:val="single" w:color="D4C8B8" w:sz="4"/>
+              <w:left w:val="single" w:color="D4C8B8" w:sz="4"/>
+              <w:bottom w:val="single" w:color="D4C8B8" w:sz="4"/>
+              <w:right w:val="single" w:color="D4C8B8" w:sz="4"/>
+            </w:tcBorders>
+            <w:shd w:fill="FAF6F0" w:val="clear"/>
+            <w:tcMar>
+              <w:top w:type="dxa" w:w="70"/>
+              <w:left w:type="dxa" w:w="100"/>
+              <w:bottom w:type="dxa" w:w="70"/>
+              <w:right w:type="dxa" w:w="100"/>
+            </w:tcMar>
+          </w:tcPr>
+          <w:p>
+            <w:pPr>
+              <w:spacing w:after="0" w:before="0" w:line="240"/>
+            </w:pPr>
+            <w:r>
+              <w:rPr>
+                <w:rFonts w:ascii="Calibri" w:cs="Calibri" w:eastAsia="Calibri" w:hAnsi="Calibri"/>
+                <w:b w:val="false"/>
+                <w:bCs w:val="false"/>
+                <w:color w:val="2A2A3A"/>
+                <w:sz w:val="18"/>
+                <w:szCs w:val="18"/>
+              </w:rPr>
+              <w:t xml:space="preserve">Ritual + skill checks</w:t>
+            </w:r>
+          </w:p>
+        </w:tc>
+        <w:tc>
+          <w:tcPr>
+            <w:tcW w:type="dxa" w:w="3000"/>
+            <w:tcBorders>
+              <w:top w:val="single" w:color="D4C8B8" w:sz="4"/>
+              <w:left w:val="single" w:color="D4C8B8" w:sz="4"/>
+              <w:bottom w:val="single" w:color="D4C8B8" w:sz="4"/>
+              <w:right w:val="single" w:color="D4C8B8" w:sz="4"/>
+            </w:tcBorders>
+            <w:shd w:fill="FAF6F0" w:val="clear"/>
+            <w:tcMar>
+              <w:top w:type="dxa" w:w="70"/>
+              <w:left w:type="dxa" w:w="100"/>
+              <w:bottom w:type="dxa" w:w="70"/>
+              <w:right w:type="dxa" w:w="100"/>
+            </w:tcMar>
+          </w:tcPr>
+          <w:p>
+            <w:pPr>
+              <w:spacing w:after="0" w:before="0" w:line="240"/>
+            </w:pPr>
+            <w:r>
+              <w:rPr>
+                <w:rFonts w:ascii="Calibri" w:cs="Calibri" w:eastAsia="Calibri" w:hAnsi="Calibri"/>
+                <w:b w:val="false"/>
+                <w:bCs w:val="false"/>
+                <w:color w:val="2A2A3A"/>
+                <w:sz w:val="18"/>
+                <w:szCs w:val="18"/>
+              </w:rPr>
+              <w:t xml:space="preserve">High</w:t>
             </w:r>
           </w:p>
         </w:tc>
@@ -623,7 +1033,7 @@
       <w:tr>
         <w:tc>
           <w:tcPr>
-            <w:tcW w:type="dxa" w:w="1700"/>
+            <w:tcW w:type="dxa" w:w="2200"/>
             <w:tcBorders>
               <w:top w:val="single" w:color="D4C8B8" w:sz="4"/>
               <w:left w:val="single" w:color="D4C8B8" w:sz="4"/>
@@ -651,41 +1061,7 @@
                 <w:sz w:val="18"/>
                 <w:szCs w:val="18"/>
               </w:rPr>
-              <w:t xml:space="preserve">Goblin Slayer</w:t>
-            </w:r>
-          </w:p>
-        </w:tc>
-        <w:tc>
-          <w:tcPr>
-            <w:tcW w:type="dxa" w:w="700"/>
-            <w:tcBorders>
-              <w:top w:val="single" w:color="D4C8B8" w:sz="4"/>
-              <w:left w:val="single" w:color="D4C8B8" w:sz="4"/>
-              <w:bottom w:val="single" w:color="D4C8B8" w:sz="4"/>
-              <w:right w:val="single" w:color="D4C8B8" w:sz="4"/>
-            </w:tcBorders>
-            <w:shd w:fill="FFFFFF" w:val="clear"/>
-            <w:tcMar>
-              <w:top w:type="dxa" w:w="70"/>
-              <w:left w:type="dxa" w:w="100"/>
-              <w:bottom w:type="dxa" w:w="70"/>
-              <w:right w:type="dxa" w:w="100"/>
-            </w:tcMar>
-          </w:tcPr>
-          <w:p>
-            <w:pPr>
-              <w:spacing w:after="0" w:before="0" w:line="240"/>
-            </w:pPr>
-            <w:r>
-              <w:rPr>
-                <w:rFonts w:ascii="Calibri" w:cs="Calibri" w:eastAsia="Calibri" w:hAnsi="Calibri"/>
-                <w:b w:val="false"/>
-                <w:bCs w:val="false"/>
-                <w:color w:val="2A2A3A"/>
-                <w:sz w:val="18"/>
-                <w:szCs w:val="18"/>
-              </w:rPr>
-              <w:t xml:space="preserve">10</w:t>
+              <w:t xml:space="preserve">Dark academia</w:t>
             </w:r>
           </w:p>
         </w:tc>
@@ -719,177 +1095,75 @@
                 <w:sz w:val="18"/>
                 <w:szCs w:val="18"/>
               </w:rPr>
-              <w:t xml:space="preserve">4</w:t>
-            </w:r>
-          </w:p>
-        </w:tc>
-        <w:tc>
-          <w:tcPr>
-            <w:tcW w:type="dxa" w:w="900"/>
-            <w:tcBorders>
-              <w:top w:val="single" w:color="D4C8B8" w:sz="4"/>
-              <w:left w:val="single" w:color="D4C8B8" w:sz="4"/>
-              <w:bottom w:val="single" w:color="D4C8B8" w:sz="4"/>
-              <w:right w:val="single" w:color="D4C8B8" w:sz="4"/>
-            </w:tcBorders>
-            <w:shd w:fill="FFFFFF" w:val="clear"/>
-            <w:tcMar>
-              <w:top w:type="dxa" w:w="70"/>
-              <w:left w:type="dxa" w:w="100"/>
-              <w:bottom w:type="dxa" w:w="70"/>
-              <w:right w:type="dxa" w:w="100"/>
-            </w:tcMar>
-          </w:tcPr>
-          <w:p>
-            <w:pPr>
-              <w:spacing w:after="0" w:before="0" w:line="240"/>
-            </w:pPr>
-            <w:r>
-              <w:rPr>
-                <w:rFonts w:ascii="Calibri" w:cs="Calibri" w:eastAsia="Calibri" w:hAnsi="Calibri"/>
-                <w:b w:val="false"/>
-                <w:bCs w:val="false"/>
-                <w:color w:val="2A2A3A"/>
-                <w:sz w:val="18"/>
-                <w:szCs w:val="18"/>
-              </w:rPr>
-              <w:t xml:space="preserve">1</w:t>
-            </w:r>
-          </w:p>
-        </w:tc>
-        <w:tc>
-          <w:tcPr>
-            <w:tcW w:type="dxa" w:w="900"/>
-            <w:tcBorders>
-              <w:top w:val="single" w:color="D4C8B8" w:sz="4"/>
-              <w:left w:val="single" w:color="D4C8B8" w:sz="4"/>
-              <w:bottom w:val="single" w:color="D4C8B8" w:sz="4"/>
-              <w:right w:val="single" w:color="D4C8B8" w:sz="4"/>
-            </w:tcBorders>
-            <w:shd w:fill="FFFFFF" w:val="clear"/>
-            <w:tcMar>
-              <w:top w:type="dxa" w:w="70"/>
-              <w:left w:type="dxa" w:w="100"/>
-              <w:bottom w:type="dxa" w:w="70"/>
-              <w:right w:type="dxa" w:w="100"/>
-            </w:tcMar>
-          </w:tcPr>
-          <w:p>
-            <w:pPr>
-              <w:spacing w:after="0" w:before="0" w:line="240"/>
-            </w:pPr>
-            <w:r>
-              <w:rPr>
-                <w:rFonts w:ascii="Calibri" w:cs="Calibri" w:eastAsia="Calibri" w:hAnsi="Calibri"/>
-                <w:b w:val="false"/>
-                <w:bCs w:val="false"/>
-                <w:color w:val="2A2A3A"/>
-                <w:sz w:val="18"/>
-                <w:szCs w:val="18"/>
-              </w:rPr>
-              <w:t xml:space="preserve">1</w:t>
-            </w:r>
-          </w:p>
-        </w:tc>
-        <w:tc>
-          <w:tcPr>
-            <w:tcW w:type="dxa" w:w="1100"/>
-            <w:tcBorders>
-              <w:top w:val="single" w:color="D4C8B8" w:sz="4"/>
-              <w:left w:val="single" w:color="D4C8B8" w:sz="4"/>
-              <w:bottom w:val="single" w:color="D4C8B8" w:sz="4"/>
-              <w:right w:val="single" w:color="D4C8B8" w:sz="4"/>
-            </w:tcBorders>
-            <w:shd w:fill="FFFFFF" w:val="clear"/>
-            <w:tcMar>
-              <w:top w:type="dxa" w:w="70"/>
-              <w:left w:type="dxa" w:w="100"/>
-              <w:bottom w:type="dxa" w:w="70"/>
-              <w:right w:type="dxa" w:w="100"/>
-            </w:tcMar>
-          </w:tcPr>
-          <w:p>
-            <w:pPr>
-              <w:spacing w:after="0" w:before="0" w:line="240"/>
-            </w:pPr>
-            <w:r>
-              <w:rPr>
-                <w:rFonts w:ascii="Calibri" w:cs="Calibri" w:eastAsia="Calibri" w:hAnsi="Calibri"/>
-                <w:b w:val="false"/>
-                <w:bCs w:val="false"/>
-                <w:color w:val="2A2A3A"/>
-                <w:sz w:val="18"/>
-                <w:szCs w:val="18"/>
-              </w:rPr>
-              <w:t xml:space="preserve">6</w:t>
-            </w:r>
-          </w:p>
-        </w:tc>
-        <w:tc>
-          <w:tcPr>
-            <w:tcW w:type="dxa" w:w="1100"/>
-            <w:tcBorders>
-              <w:top w:val="single" w:color="D4C8B8" w:sz="4"/>
-              <w:left w:val="single" w:color="D4C8B8" w:sz="4"/>
-              <w:bottom w:val="single" w:color="D4C8B8" w:sz="4"/>
-              <w:right w:val="single" w:color="D4C8B8" w:sz="4"/>
-            </w:tcBorders>
-            <w:shd w:fill="FFFFFF" w:val="clear"/>
-            <w:tcMar>
-              <w:top w:type="dxa" w:w="70"/>
-              <w:left w:type="dxa" w:w="100"/>
-              <w:bottom w:type="dxa" w:w="70"/>
-              <w:right w:type="dxa" w:w="100"/>
-            </w:tcMar>
-          </w:tcPr>
-          <w:p>
-            <w:pPr>
-              <w:spacing w:after="0" w:before="0" w:line="240"/>
-            </w:pPr>
-            <w:r>
-              <w:rPr>
-                <w:rFonts w:ascii="Calibri" w:cs="Calibri" w:eastAsia="Calibri" w:hAnsi="Calibri"/>
-                <w:b w:val="false"/>
-                <w:bCs w:val="false"/>
-                <w:color w:val="2A2A3A"/>
-                <w:sz w:val="18"/>
-                <w:szCs w:val="18"/>
-              </w:rPr>
-              <w:t xml:space="preserve">2</w:t>
-            </w:r>
-          </w:p>
-        </w:tc>
-        <w:tc>
-          <w:tcPr>
-            <w:tcW w:type="dxa" w:w="1860"/>
-            <w:tcBorders>
-              <w:top w:val="single" w:color="D4C8B8" w:sz="4"/>
-              <w:left w:val="single" w:color="D4C8B8" w:sz="4"/>
-              <w:bottom w:val="single" w:color="D4C8B8" w:sz="4"/>
-              <w:right w:val="single" w:color="D4C8B8" w:sz="4"/>
-            </w:tcBorders>
-            <w:shd w:fill="FFFFFF" w:val="clear"/>
-            <w:tcMar>
-              <w:top w:type="dxa" w:w="70"/>
-              <w:left w:type="dxa" w:w="100"/>
-              <w:bottom w:type="dxa" w:w="70"/>
-              <w:right w:type="dxa" w:w="100"/>
-            </w:tcMar>
-          </w:tcPr>
-          <w:p>
-            <w:pPr>
-              <w:spacing w:after="0" w:before="0" w:line="240"/>
-            </w:pPr>
-            <w:r>
-              <w:rPr>
-                <w:rFonts w:ascii="Calibri" w:cs="Calibri" w:eastAsia="Calibri" w:hAnsi="Calibri"/>
-                <w:b w:val="false"/>
-                <w:bCs w:val="false"/>
-                <w:color w:val="2A2A3A"/>
-                <w:sz w:val="18"/>
-                <w:szCs w:val="18"/>
-              </w:rPr>
-              <w:t xml:space="preserve">0.04</w:t>
+              <w:t xml:space="preserve">9%</w:t>
+            </w:r>
+          </w:p>
+        </w:tc>
+        <w:tc>
+          <w:tcPr>
+            <w:tcW w:type="dxa" w:w="3000"/>
+            <w:tcBorders>
+              <w:top w:val="single" w:color="D4C8B8" w:sz="4"/>
+              <w:left w:val="single" w:color="D4C8B8" w:sz="4"/>
+              <w:bottom w:val="single" w:color="D4C8B8" w:sz="4"/>
+              <w:right w:val="single" w:color="D4C8B8" w:sz="4"/>
+            </w:tcBorders>
+            <w:shd w:fill="FFFFFF" w:val="clear"/>
+            <w:tcMar>
+              <w:top w:type="dxa" w:w="70"/>
+              <w:left w:type="dxa" w:w="100"/>
+              <w:bottom w:type="dxa" w:w="70"/>
+              <w:right w:type="dxa" w:w="100"/>
+            </w:tcMar>
+          </w:tcPr>
+          <w:p>
+            <w:pPr>
+              <w:spacing w:after="0" w:before="0" w:line="240"/>
+            </w:pPr>
+            <w:r>
+              <w:rPr>
+                <w:rFonts w:ascii="Calibri" w:cs="Calibri" w:eastAsia="Calibri" w:hAnsi="Calibri"/>
+                <w:b w:val="false"/>
+                <w:bCs w:val="false"/>
+                <w:color w:val="2A2A3A"/>
+                <w:sz w:val="18"/>
+                <w:szCs w:val="18"/>
+              </w:rPr>
+              <w:t xml:space="preserve">Hybrid arcane-curse</w:t>
+            </w:r>
+          </w:p>
+        </w:tc>
+        <w:tc>
+          <w:tcPr>
+            <w:tcW w:type="dxa" w:w="3000"/>
+            <w:tcBorders>
+              <w:top w:val="single" w:color="D4C8B8" w:sz="4"/>
+              <w:left w:val="single" w:color="D4C8B8" w:sz="4"/>
+              <w:bottom w:val="single" w:color="D4C8B8" w:sz="4"/>
+              <w:right w:val="single" w:color="D4C8B8" w:sz="4"/>
+            </w:tcBorders>
+            <w:shd w:fill="FFFFFF" w:val="clear"/>
+            <w:tcMar>
+              <w:top w:type="dxa" w:w="70"/>
+              <w:left w:type="dxa" w:w="100"/>
+              <w:bottom w:type="dxa" w:w="70"/>
+              <w:right w:type="dxa" w:w="100"/>
+            </w:tcMar>
+          </w:tcPr>
+          <w:p>
+            <w:pPr>
+              <w:spacing w:after="0" w:before="0" w:line="240"/>
+            </w:pPr>
+            <w:r>
+              <w:rPr>
+                <w:rFonts w:ascii="Calibri" w:cs="Calibri" w:eastAsia="Calibri" w:hAnsi="Calibri"/>
+                <w:b w:val="false"/>
+                <w:bCs w:val="false"/>
+                <w:color w:val="2A2A3A"/>
+                <w:sz w:val="18"/>
+                <w:szCs w:val="18"/>
+              </w:rPr>
+              <w:t xml:space="preserve">Medium-high</w:t>
             </w:r>
           </w:p>
         </w:tc>
@@ -897,7 +1171,7 @@
       <w:tr>
         <w:tc>
           <w:tcPr>
-            <w:tcW w:type="dxa" w:w="1700"/>
+            <w:tcW w:type="dxa" w:w="2200"/>
             <w:tcBorders>
               <w:top w:val="single" w:color="D4C8B8" w:sz="4"/>
               <w:left w:val="single" w:color="D4C8B8" w:sz="4"/>
@@ -925,41 +1199,7 @@
                 <w:sz w:val="18"/>
                 <w:szCs w:val="18"/>
               </w:rPr>
-              <w:t xml:space="preserve">Stranger Things</w:t>
-            </w:r>
-          </w:p>
-        </w:tc>
-        <w:tc>
-          <w:tcPr>
-            <w:tcW w:type="dxa" w:w="700"/>
-            <w:tcBorders>
-              <w:top w:val="single" w:color="D4C8B8" w:sz="4"/>
-              <w:left w:val="single" w:color="D4C8B8" w:sz="4"/>
-              <w:bottom w:val="single" w:color="D4C8B8" w:sz="4"/>
-              <w:right w:val="single" w:color="D4C8B8" w:sz="4"/>
-            </w:tcBorders>
-            <w:shd w:fill="FAF6F0" w:val="clear"/>
-            <w:tcMar>
-              <w:top w:type="dxa" w:w="70"/>
-              <w:left w:type="dxa" w:w="100"/>
-              <w:bottom w:type="dxa" w:w="70"/>
-              <w:right w:type="dxa" w:w="100"/>
-            </w:tcMar>
-          </w:tcPr>
-          <w:p>
-            <w:pPr>
-              <w:spacing w:after="0" w:before="0" w:line="240"/>
-            </w:pPr>
-            <w:r>
-              <w:rPr>
-                <w:rFonts w:ascii="Calibri" w:cs="Calibri" w:eastAsia="Calibri" w:hAnsi="Calibri"/>
-                <w:b w:val="false"/>
-                <w:bCs w:val="false"/>
-                <w:color w:val="2A2A3A"/>
-                <w:sz w:val="18"/>
-                <w:szCs w:val="18"/>
-              </w:rPr>
-              <w:t xml:space="preserve">10</w:t>
+              <w:t xml:space="preserve">Other</w:t>
             </w:r>
           </w:p>
         </w:tc>
@@ -993,999 +1233,75 @@
                 <w:sz w:val="18"/>
                 <w:szCs w:val="18"/>
               </w:rPr>
-              <w:t xml:space="preserve">1</w:t>
-            </w:r>
-          </w:p>
-        </w:tc>
-        <w:tc>
-          <w:tcPr>
-            <w:tcW w:type="dxa" w:w="900"/>
-            <w:tcBorders>
-              <w:top w:val="single" w:color="D4C8B8" w:sz="4"/>
-              <w:left w:val="single" w:color="D4C8B8" w:sz="4"/>
-              <w:bottom w:val="single" w:color="D4C8B8" w:sz="4"/>
-              <w:right w:val="single" w:color="D4C8B8" w:sz="4"/>
-            </w:tcBorders>
-            <w:shd w:fill="FAF6F0" w:val="clear"/>
-            <w:tcMar>
-              <w:top w:type="dxa" w:w="70"/>
-              <w:left w:type="dxa" w:w="100"/>
-              <w:bottom w:type="dxa" w:w="70"/>
-              <w:right w:type="dxa" w:w="100"/>
-            </w:tcMar>
-          </w:tcPr>
-          <w:p>
-            <w:pPr>
-              <w:spacing w:after="0" w:before="0" w:line="240"/>
-            </w:pPr>
-            <w:r>
-              <w:rPr>
-                <w:rFonts w:ascii="Calibri" w:cs="Calibri" w:eastAsia="Calibri" w:hAnsi="Calibri"/>
-                <w:b w:val="false"/>
-                <w:bCs w:val="false"/>
-                <w:color w:val="2A2A3A"/>
-                <w:sz w:val="18"/>
-                <w:szCs w:val="18"/>
-              </w:rPr>
-              <w:t xml:space="preserve">2</w:t>
-            </w:r>
-          </w:p>
-        </w:tc>
-        <w:tc>
-          <w:tcPr>
-            <w:tcW w:type="dxa" w:w="900"/>
-            <w:tcBorders>
-              <w:top w:val="single" w:color="D4C8B8" w:sz="4"/>
-              <w:left w:val="single" w:color="D4C8B8" w:sz="4"/>
-              <w:bottom w:val="single" w:color="D4C8B8" w:sz="4"/>
-              <w:right w:val="single" w:color="D4C8B8" w:sz="4"/>
-            </w:tcBorders>
-            <w:shd w:fill="FAF6F0" w:val="clear"/>
-            <w:tcMar>
-              <w:top w:type="dxa" w:w="70"/>
-              <w:left w:type="dxa" w:w="100"/>
-              <w:bottom w:type="dxa" w:w="70"/>
-              <w:right w:type="dxa" w:w="100"/>
-            </w:tcMar>
-          </w:tcPr>
-          <w:p>
-            <w:pPr>
-              <w:spacing w:after="0" w:before="0" w:line="240"/>
-            </w:pPr>
-            <w:r>
-              <w:rPr>
-                <w:rFonts w:ascii="Calibri" w:cs="Calibri" w:eastAsia="Calibri" w:hAnsi="Calibri"/>
-                <w:b w:val="false"/>
-                <w:bCs w:val="false"/>
-                <w:color w:val="2A2A3A"/>
-                <w:sz w:val="18"/>
-                <w:szCs w:val="18"/>
-              </w:rPr>
-              <w:t xml:space="preserve">2</w:t>
-            </w:r>
-          </w:p>
-        </w:tc>
-        <w:tc>
-          <w:tcPr>
-            <w:tcW w:type="dxa" w:w="1100"/>
-            <w:tcBorders>
-              <w:top w:val="single" w:color="D4C8B8" w:sz="4"/>
-              <w:left w:val="single" w:color="D4C8B8" w:sz="4"/>
-              <w:bottom w:val="single" w:color="D4C8B8" w:sz="4"/>
-              <w:right w:val="single" w:color="D4C8B8" w:sz="4"/>
-            </w:tcBorders>
-            <w:shd w:fill="FAF6F0" w:val="clear"/>
-            <w:tcMar>
-              <w:top w:type="dxa" w:w="70"/>
-              <w:left w:type="dxa" w:w="100"/>
-              <w:bottom w:type="dxa" w:w="70"/>
-              <w:right w:type="dxa" w:w="100"/>
-            </w:tcMar>
-          </w:tcPr>
-          <w:p>
-            <w:pPr>
-              <w:spacing w:after="0" w:before="0" w:line="240"/>
-            </w:pPr>
-            <w:r>
-              <w:rPr>
-                <w:rFonts w:ascii="Calibri" w:cs="Calibri" w:eastAsia="Calibri" w:hAnsi="Calibri"/>
-                <w:b w:val="false"/>
-                <w:bCs w:val="false"/>
-                <w:color w:val="2A2A3A"/>
-                <w:sz w:val="18"/>
-                <w:szCs w:val="18"/>
-              </w:rPr>
-              <w:t xml:space="preserve">1</w:t>
-            </w:r>
-          </w:p>
-        </w:tc>
-        <w:tc>
-          <w:tcPr>
-            <w:tcW w:type="dxa" w:w="1100"/>
-            <w:tcBorders>
-              <w:top w:val="single" w:color="D4C8B8" w:sz="4"/>
-              <w:left w:val="single" w:color="D4C8B8" w:sz="4"/>
-              <w:bottom w:val="single" w:color="D4C8B8" w:sz="4"/>
-              <w:right w:val="single" w:color="D4C8B8" w:sz="4"/>
-            </w:tcBorders>
-            <w:shd w:fill="FAF6F0" w:val="clear"/>
-            <w:tcMar>
-              <w:top w:type="dxa" w:w="70"/>
-              <w:left w:type="dxa" w:w="100"/>
-              <w:bottom w:type="dxa" w:w="70"/>
-              <w:right w:type="dxa" w:w="100"/>
-            </w:tcMar>
-          </w:tcPr>
-          <w:p>
-            <w:pPr>
-              <w:spacing w:after="0" w:before="0" w:line="240"/>
-            </w:pPr>
-            <w:r>
-              <w:rPr>
-                <w:rFonts w:ascii="Calibri" w:cs="Calibri" w:eastAsia="Calibri" w:hAnsi="Calibri"/>
-                <w:b w:val="false"/>
-                <w:bCs w:val="false"/>
-                <w:color w:val="2A2A3A"/>
-                <w:sz w:val="18"/>
-                <w:szCs w:val="18"/>
-              </w:rPr>
-              <w:t xml:space="preserve">1</w:t>
-            </w:r>
-          </w:p>
-        </w:tc>
-        <w:tc>
-          <w:tcPr>
-            <w:tcW w:type="dxa" w:w="1860"/>
-            <w:tcBorders>
-              <w:top w:val="single" w:color="D4C8B8" w:sz="4"/>
-              <w:left w:val="single" w:color="D4C8B8" w:sz="4"/>
-              <w:bottom w:val="single" w:color="D4C8B8" w:sz="4"/>
-              <w:right w:val="single" w:color="D4C8B8" w:sz="4"/>
-            </w:tcBorders>
-            <w:shd w:fill="FAF6F0" w:val="clear"/>
-            <w:tcMar>
-              <w:top w:type="dxa" w:w="70"/>
-              <w:left w:type="dxa" w:w="100"/>
-              <w:bottom w:type="dxa" w:w="70"/>
-              <w:right w:type="dxa" w:w="100"/>
-            </w:tcMar>
-          </w:tcPr>
-          <w:p>
-            <w:pPr>
-              <w:spacing w:after="0" w:before="0" w:line="240"/>
-            </w:pPr>
-            <w:r>
-              <w:rPr>
-                <w:rFonts w:ascii="Calibri" w:cs="Calibri" w:eastAsia="Calibri" w:hAnsi="Calibri"/>
-                <w:b w:val="false"/>
-                <w:bCs w:val="false"/>
-                <w:color w:val="2A2A3A"/>
-                <w:sz w:val="18"/>
-                <w:szCs w:val="18"/>
-              </w:rPr>
-              <w:t xml:space="preserve">0.36</w:t>
-            </w:r>
-          </w:p>
-        </w:tc>
-      </w:tr>
-      <w:tr>
-        <w:tc>
-          <w:tcPr>
-            <w:tcW w:type="dxa" w:w="1700"/>
-            <w:tcBorders>
-              <w:top w:val="single" w:color="D4C8B8" w:sz="4"/>
-              <w:left w:val="single" w:color="D4C8B8" w:sz="4"/>
-              <w:bottom w:val="single" w:color="D4C8B8" w:sz="4"/>
-              <w:right w:val="single" w:color="D4C8B8" w:sz="4"/>
-            </w:tcBorders>
-            <w:shd w:fill="FFFFFF" w:val="clear"/>
-            <w:tcMar>
-              <w:top w:type="dxa" w:w="70"/>
-              <w:left w:type="dxa" w:w="100"/>
-              <w:bottom w:type="dxa" w:w="70"/>
-              <w:right w:type="dxa" w:w="100"/>
-            </w:tcMar>
-          </w:tcPr>
-          <w:p>
-            <w:pPr>
-              <w:spacing w:after="0" w:before="0" w:line="240"/>
-            </w:pPr>
-            <w:r>
-              <w:rPr>
-                <w:rFonts w:ascii="Calibri" w:cs="Calibri" w:eastAsia="Calibri" w:hAnsi="Calibri"/>
-                <w:b/>
-                <w:bCs/>
-                <w:color w:val="2A2A3A"/>
-                <w:sz w:val="18"/>
-                <w:szCs w:val="18"/>
-              </w:rPr>
-              <w:t xml:space="preserve">Baldur's Gate 3</w:t>
-            </w:r>
-          </w:p>
-        </w:tc>
-        <w:tc>
-          <w:tcPr>
-            <w:tcW w:type="dxa" w:w="700"/>
-            <w:tcBorders>
-              <w:top w:val="single" w:color="D4C8B8" w:sz="4"/>
-              <w:left w:val="single" w:color="D4C8B8" w:sz="4"/>
-              <w:bottom w:val="single" w:color="D4C8B8" w:sz="4"/>
-              <w:right w:val="single" w:color="D4C8B8" w:sz="4"/>
-            </w:tcBorders>
-            <w:shd w:fill="FFFFFF" w:val="clear"/>
-            <w:tcMar>
-              <w:top w:type="dxa" w:w="70"/>
-              <w:left w:type="dxa" w:w="100"/>
-              <w:bottom w:type="dxa" w:w="70"/>
-              <w:right w:type="dxa" w:w="100"/>
-            </w:tcMar>
-          </w:tcPr>
-          <w:p>
-            <w:pPr>
-              <w:spacing w:after="0" w:before="0" w:line="240"/>
-            </w:pPr>
-            <w:r>
-              <w:rPr>
-                <w:rFonts w:ascii="Calibri" w:cs="Calibri" w:eastAsia="Calibri" w:hAnsi="Calibri"/>
-                <w:b w:val="false"/>
-                <w:bCs w:val="false"/>
-                <w:color w:val="2A2A3A"/>
-                <w:sz w:val="18"/>
-                <w:szCs w:val="18"/>
-              </w:rPr>
-              <w:t xml:space="preserve">10</w:t>
-            </w:r>
-          </w:p>
-        </w:tc>
-        <w:tc>
-          <w:tcPr>
-            <w:tcW w:type="dxa" w:w="1100"/>
-            <w:tcBorders>
-              <w:top w:val="single" w:color="D4C8B8" w:sz="4"/>
-              <w:left w:val="single" w:color="D4C8B8" w:sz="4"/>
-              <w:bottom w:val="single" w:color="D4C8B8" w:sz="4"/>
-              <w:right w:val="single" w:color="D4C8B8" w:sz="4"/>
-            </w:tcBorders>
-            <w:shd w:fill="FFFFFF" w:val="clear"/>
-            <w:tcMar>
-              <w:top w:type="dxa" w:w="70"/>
-              <w:left w:type="dxa" w:w="100"/>
-              <w:bottom w:type="dxa" w:w="70"/>
-              <w:right w:type="dxa" w:w="100"/>
-            </w:tcMar>
-          </w:tcPr>
-          <w:p>
-            <w:pPr>
-              <w:spacing w:after="0" w:before="0" w:line="240"/>
-            </w:pPr>
-            <w:r>
-              <w:rPr>
-                <w:rFonts w:ascii="Calibri" w:cs="Calibri" w:eastAsia="Calibri" w:hAnsi="Calibri"/>
-                <w:b w:val="false"/>
-                <w:bCs w:val="false"/>
-                <w:color w:val="2A2A3A"/>
-                <w:sz w:val="18"/>
-                <w:szCs w:val="18"/>
-              </w:rPr>
-              <w:t xml:space="preserve">0</w:t>
-            </w:r>
-          </w:p>
-        </w:tc>
-        <w:tc>
-          <w:tcPr>
-            <w:tcW w:type="dxa" w:w="900"/>
-            <w:tcBorders>
-              <w:top w:val="single" w:color="D4C8B8" w:sz="4"/>
-              <w:left w:val="single" w:color="D4C8B8" w:sz="4"/>
-              <w:bottom w:val="single" w:color="D4C8B8" w:sz="4"/>
-              <w:right w:val="single" w:color="D4C8B8" w:sz="4"/>
-            </w:tcBorders>
-            <w:shd w:fill="FFFFFF" w:val="clear"/>
-            <w:tcMar>
-              <w:top w:type="dxa" w:w="70"/>
-              <w:left w:type="dxa" w:w="100"/>
-              <w:bottom w:type="dxa" w:w="70"/>
-              <w:right w:type="dxa" w:w="100"/>
-            </w:tcMar>
-          </w:tcPr>
-          <w:p>
-            <w:pPr>
-              <w:spacing w:after="0" w:before="0" w:line="240"/>
-            </w:pPr>
-            <w:r>
-              <w:rPr>
-                <w:rFonts w:ascii="Calibri" w:cs="Calibri" w:eastAsia="Calibri" w:hAnsi="Calibri"/>
-                <w:b w:val="false"/>
-                <w:bCs w:val="false"/>
-                <w:color w:val="2A2A3A"/>
-                <w:sz w:val="18"/>
-                <w:szCs w:val="18"/>
-              </w:rPr>
-              <w:t xml:space="preserve">2</w:t>
-            </w:r>
-          </w:p>
-        </w:tc>
-        <w:tc>
-          <w:tcPr>
-            <w:tcW w:type="dxa" w:w="900"/>
-            <w:tcBorders>
-              <w:top w:val="single" w:color="D4C8B8" w:sz="4"/>
-              <w:left w:val="single" w:color="D4C8B8" w:sz="4"/>
-              <w:bottom w:val="single" w:color="D4C8B8" w:sz="4"/>
-              <w:right w:val="single" w:color="D4C8B8" w:sz="4"/>
-            </w:tcBorders>
-            <w:shd w:fill="FFFFFF" w:val="clear"/>
-            <w:tcMar>
-              <w:top w:type="dxa" w:w="70"/>
-              <w:left w:type="dxa" w:w="100"/>
-              <w:bottom w:type="dxa" w:w="70"/>
-              <w:right w:type="dxa" w:w="100"/>
-            </w:tcMar>
-          </w:tcPr>
-          <w:p>
-            <w:pPr>
-              <w:spacing w:after="0" w:before="0" w:line="240"/>
-            </w:pPr>
-            <w:r>
-              <w:rPr>
-                <w:rFonts w:ascii="Calibri" w:cs="Calibri" w:eastAsia="Calibri" w:hAnsi="Calibri"/>
-                <w:b w:val="false"/>
-                <w:bCs w:val="false"/>
-                <w:color w:val="2A2A3A"/>
-                <w:sz w:val="18"/>
-                <w:szCs w:val="18"/>
-              </w:rPr>
-              <w:t xml:space="preserve">1</w:t>
-            </w:r>
-          </w:p>
-        </w:tc>
-        <w:tc>
-          <w:tcPr>
-            <w:tcW w:type="dxa" w:w="1100"/>
-            <w:tcBorders>
-              <w:top w:val="single" w:color="D4C8B8" w:sz="4"/>
-              <w:left w:val="single" w:color="D4C8B8" w:sz="4"/>
-              <w:bottom w:val="single" w:color="D4C8B8" w:sz="4"/>
-              <w:right w:val="single" w:color="D4C8B8" w:sz="4"/>
-            </w:tcBorders>
-            <w:shd w:fill="FFFFFF" w:val="clear"/>
-            <w:tcMar>
-              <w:top w:type="dxa" w:w="70"/>
-              <w:left w:type="dxa" w:w="100"/>
-              <w:bottom w:type="dxa" w:w="70"/>
-              <w:right w:type="dxa" w:w="100"/>
-            </w:tcMar>
-          </w:tcPr>
-          <w:p>
-            <w:pPr>
-              <w:spacing w:after="0" w:before="0" w:line="240"/>
-            </w:pPr>
-            <w:r>
-              <w:rPr>
-                <w:rFonts w:ascii="Calibri" w:cs="Calibri" w:eastAsia="Calibri" w:hAnsi="Calibri"/>
-                <w:b w:val="false"/>
-                <w:bCs w:val="false"/>
-                <w:color w:val="2A2A3A"/>
-                <w:sz w:val="18"/>
-                <w:szCs w:val="18"/>
-              </w:rPr>
-              <w:t xml:space="preserve">3</w:t>
-            </w:r>
-          </w:p>
-        </w:tc>
-        <w:tc>
-          <w:tcPr>
-            <w:tcW w:type="dxa" w:w="1100"/>
-            <w:tcBorders>
-              <w:top w:val="single" w:color="D4C8B8" w:sz="4"/>
-              <w:left w:val="single" w:color="D4C8B8" w:sz="4"/>
-              <w:bottom w:val="single" w:color="D4C8B8" w:sz="4"/>
-              <w:right w:val="single" w:color="D4C8B8" w:sz="4"/>
-            </w:tcBorders>
-            <w:shd w:fill="FFFFFF" w:val="clear"/>
-            <w:tcMar>
-              <w:top w:type="dxa" w:w="70"/>
-              <w:left w:type="dxa" w:w="100"/>
-              <w:bottom w:type="dxa" w:w="70"/>
-              <w:right w:type="dxa" w:w="100"/>
-            </w:tcMar>
-          </w:tcPr>
-          <w:p>
-            <w:pPr>
-              <w:spacing w:after="0" w:before="0" w:line="240"/>
-            </w:pPr>
-            <w:r>
-              <w:rPr>
-                <w:rFonts w:ascii="Calibri" w:cs="Calibri" w:eastAsia="Calibri" w:hAnsi="Calibri"/>
-                <w:b w:val="false"/>
-                <w:bCs w:val="false"/>
-                <w:color w:val="2A2A3A"/>
-                <w:sz w:val="18"/>
-                <w:szCs w:val="18"/>
-              </w:rPr>
-              <w:t xml:space="preserve">1</w:t>
-            </w:r>
-          </w:p>
-        </w:tc>
-        <w:tc>
-          <w:tcPr>
-            <w:tcW w:type="dxa" w:w="1860"/>
-            <w:tcBorders>
-              <w:top w:val="single" w:color="D4C8B8" w:sz="4"/>
-              <w:left w:val="single" w:color="D4C8B8" w:sz="4"/>
-              <w:bottom w:val="single" w:color="D4C8B8" w:sz="4"/>
-              <w:right w:val="single" w:color="D4C8B8" w:sz="4"/>
-            </w:tcBorders>
-            <w:shd w:fill="FFFFFF" w:val="clear"/>
-            <w:tcMar>
-              <w:top w:type="dxa" w:w="70"/>
-              <w:left w:type="dxa" w:w="100"/>
-              <w:bottom w:type="dxa" w:w="70"/>
-              <w:right w:type="dxa" w:w="100"/>
-            </w:tcMar>
-          </w:tcPr>
-          <w:p>
-            <w:pPr>
-              <w:spacing w:after="0" w:before="0" w:line="240"/>
-            </w:pPr>
-            <w:r>
-              <w:rPr>
-                <w:rFonts w:ascii="Calibri" w:cs="Calibri" w:eastAsia="Calibri" w:hAnsi="Calibri"/>
-                <w:b w:val="false"/>
-                <w:bCs w:val="false"/>
-                <w:color w:val="2A2A3A"/>
-                <w:sz w:val="18"/>
-                <w:szCs w:val="18"/>
-              </w:rPr>
-              <w:t xml:space="preserve">0.32</w:t>
-            </w:r>
-          </w:p>
-        </w:tc>
-      </w:tr>
-      <w:tr>
-        <w:tc>
-          <w:tcPr>
-            <w:tcW w:type="dxa" w:w="1700"/>
-            <w:tcBorders>
-              <w:top w:val="single" w:color="D4C8B8" w:sz="4"/>
-              <w:left w:val="single" w:color="D4C8B8" w:sz="4"/>
-              <w:bottom w:val="single" w:color="D4C8B8" w:sz="4"/>
-              <w:right w:val="single" w:color="D4C8B8" w:sz="4"/>
-            </w:tcBorders>
-            <w:shd w:fill="FAF6F0" w:val="clear"/>
-            <w:tcMar>
-              <w:top w:type="dxa" w:w="70"/>
-              <w:left w:type="dxa" w:w="100"/>
-              <w:bottom w:type="dxa" w:w="70"/>
-              <w:right w:type="dxa" w:w="100"/>
-            </w:tcMar>
-          </w:tcPr>
-          <w:p>
-            <w:pPr>
-              <w:spacing w:after="0" w:before="0" w:line="240"/>
-            </w:pPr>
-            <w:r>
-              <w:rPr>
-                <w:rFonts w:ascii="Calibri" w:cs="Calibri" w:eastAsia="Calibri" w:hAnsi="Calibri"/>
-                <w:b/>
-                <w:bCs/>
-                <w:color w:val="2A2A3A"/>
-                <w:sz w:val="18"/>
-                <w:szCs w:val="18"/>
-              </w:rPr>
-              <w:t xml:space="preserve">Welcome to Night Vale</w:t>
-            </w:r>
-          </w:p>
-        </w:tc>
-        <w:tc>
-          <w:tcPr>
-            <w:tcW w:type="dxa" w:w="700"/>
-            <w:tcBorders>
-              <w:top w:val="single" w:color="D4C8B8" w:sz="4"/>
-              <w:left w:val="single" w:color="D4C8B8" w:sz="4"/>
-              <w:bottom w:val="single" w:color="D4C8B8" w:sz="4"/>
-              <w:right w:val="single" w:color="D4C8B8" w:sz="4"/>
-            </w:tcBorders>
-            <w:shd w:fill="FAF6F0" w:val="clear"/>
-            <w:tcMar>
-              <w:top w:type="dxa" w:w="70"/>
-              <w:left w:type="dxa" w:w="100"/>
-              <w:bottom w:type="dxa" w:w="70"/>
-              <w:right w:type="dxa" w:w="100"/>
-            </w:tcMar>
-          </w:tcPr>
-          <w:p>
-            <w:pPr>
-              <w:spacing w:after="0" w:before="0" w:line="240"/>
-            </w:pPr>
-            <w:r>
-              <w:rPr>
-                <w:rFonts w:ascii="Calibri" w:cs="Calibri" w:eastAsia="Calibri" w:hAnsi="Calibri"/>
-                <w:b w:val="false"/>
-                <w:bCs w:val="false"/>
-                <w:color w:val="2A2A3A"/>
-                <w:sz w:val="18"/>
-                <w:szCs w:val="18"/>
-              </w:rPr>
-              <w:t xml:space="preserve">7</w:t>
-            </w:r>
-          </w:p>
-        </w:tc>
-        <w:tc>
-          <w:tcPr>
-            <w:tcW w:type="dxa" w:w="1100"/>
-            <w:tcBorders>
-              <w:top w:val="single" w:color="D4C8B8" w:sz="4"/>
-              <w:left w:val="single" w:color="D4C8B8" w:sz="4"/>
-              <w:bottom w:val="single" w:color="D4C8B8" w:sz="4"/>
-              <w:right w:val="single" w:color="D4C8B8" w:sz="4"/>
-            </w:tcBorders>
-            <w:shd w:fill="FAF6F0" w:val="clear"/>
-            <w:tcMar>
-              <w:top w:type="dxa" w:w="70"/>
-              <w:left w:type="dxa" w:w="100"/>
-              <w:bottom w:type="dxa" w:w="70"/>
-              <w:right w:type="dxa" w:w="100"/>
-            </w:tcMar>
-          </w:tcPr>
-          <w:p>
-            <w:pPr>
-              <w:spacing w:after="0" w:before="0" w:line="240"/>
-            </w:pPr>
-            <w:r>
-              <w:rPr>
-                <w:rFonts w:ascii="Calibri" w:cs="Calibri" w:eastAsia="Calibri" w:hAnsi="Calibri"/>
-                <w:b w:val="false"/>
-                <w:bCs w:val="false"/>
-                <w:color w:val="2A2A3A"/>
-                <w:sz w:val="18"/>
-                <w:szCs w:val="18"/>
-              </w:rPr>
-              <w:t xml:space="preserve">2</w:t>
-            </w:r>
-          </w:p>
-        </w:tc>
-        <w:tc>
-          <w:tcPr>
-            <w:tcW w:type="dxa" w:w="900"/>
-            <w:tcBorders>
-              <w:top w:val="single" w:color="D4C8B8" w:sz="4"/>
-              <w:left w:val="single" w:color="D4C8B8" w:sz="4"/>
-              <w:bottom w:val="single" w:color="D4C8B8" w:sz="4"/>
-              <w:right w:val="single" w:color="D4C8B8" w:sz="4"/>
-            </w:tcBorders>
-            <w:shd w:fill="FAF6F0" w:val="clear"/>
-            <w:tcMar>
-              <w:top w:type="dxa" w:w="70"/>
-              <w:left w:type="dxa" w:w="100"/>
-              <w:bottom w:type="dxa" w:w="70"/>
-              <w:right w:type="dxa" w:w="100"/>
-            </w:tcMar>
-          </w:tcPr>
-          <w:p>
-            <w:pPr>
-              <w:spacing w:after="0" w:before="0" w:line="240"/>
-            </w:pPr>
-            <w:r>
-              <w:rPr>
-                <w:rFonts w:ascii="Calibri" w:cs="Calibri" w:eastAsia="Calibri" w:hAnsi="Calibri"/>
-                <w:b w:val="false"/>
-                <w:bCs w:val="false"/>
-                <w:color w:val="2A2A3A"/>
-                <w:sz w:val="18"/>
-                <w:szCs w:val="18"/>
-              </w:rPr>
-              <w:t xml:space="preserve">0</w:t>
-            </w:r>
-          </w:p>
-        </w:tc>
-        <w:tc>
-          <w:tcPr>
-            <w:tcW w:type="dxa" w:w="900"/>
-            <w:tcBorders>
-              <w:top w:val="single" w:color="D4C8B8" w:sz="4"/>
-              <w:left w:val="single" w:color="D4C8B8" w:sz="4"/>
-              <w:bottom w:val="single" w:color="D4C8B8" w:sz="4"/>
-              <w:right w:val="single" w:color="D4C8B8" w:sz="4"/>
-            </w:tcBorders>
-            <w:shd w:fill="FAF6F0" w:val="clear"/>
-            <w:tcMar>
-              <w:top w:type="dxa" w:w="70"/>
-              <w:left w:type="dxa" w:w="100"/>
-              <w:bottom w:type="dxa" w:w="70"/>
-              <w:right w:type="dxa" w:w="100"/>
-            </w:tcMar>
-          </w:tcPr>
-          <w:p>
-            <w:pPr>
-              <w:spacing w:after="0" w:before="0" w:line="240"/>
-            </w:pPr>
-            <w:r>
-              <w:rPr>
-                <w:rFonts w:ascii="Calibri" w:cs="Calibri" w:eastAsia="Calibri" w:hAnsi="Calibri"/>
-                <w:b w:val="false"/>
-                <w:bCs w:val="false"/>
-                <w:color w:val="2A2A3A"/>
-                <w:sz w:val="18"/>
-                <w:szCs w:val="18"/>
-              </w:rPr>
-              <w:t xml:space="preserve">0</w:t>
-            </w:r>
-          </w:p>
-        </w:tc>
-        <w:tc>
-          <w:tcPr>
-            <w:tcW w:type="dxa" w:w="1100"/>
-            <w:tcBorders>
-              <w:top w:val="single" w:color="D4C8B8" w:sz="4"/>
-              <w:left w:val="single" w:color="D4C8B8" w:sz="4"/>
-              <w:bottom w:val="single" w:color="D4C8B8" w:sz="4"/>
-              <w:right w:val="single" w:color="D4C8B8" w:sz="4"/>
-            </w:tcBorders>
-            <w:shd w:fill="FAF6F0" w:val="clear"/>
-            <w:tcMar>
-              <w:top w:type="dxa" w:w="70"/>
-              <w:left w:type="dxa" w:w="100"/>
-              <w:bottom w:type="dxa" w:w="70"/>
-              <w:right w:type="dxa" w:w="100"/>
-            </w:tcMar>
-          </w:tcPr>
-          <w:p>
-            <w:pPr>
-              <w:spacing w:after="0" w:before="0" w:line="240"/>
-            </w:pPr>
-            <w:r>
-              <w:rPr>
-                <w:rFonts w:ascii="Calibri" w:cs="Calibri" w:eastAsia="Calibri" w:hAnsi="Calibri"/>
-                <w:b w:val="false"/>
-                <w:bCs w:val="false"/>
-                <w:color w:val="2A2A3A"/>
-                <w:sz w:val="18"/>
-                <w:szCs w:val="18"/>
-              </w:rPr>
-              <w:t xml:space="preserve">2</w:t>
-            </w:r>
-          </w:p>
-        </w:tc>
-        <w:tc>
-          <w:tcPr>
-            <w:tcW w:type="dxa" w:w="1100"/>
-            <w:tcBorders>
-              <w:top w:val="single" w:color="D4C8B8" w:sz="4"/>
-              <w:left w:val="single" w:color="D4C8B8" w:sz="4"/>
-              <w:bottom w:val="single" w:color="D4C8B8" w:sz="4"/>
-              <w:right w:val="single" w:color="D4C8B8" w:sz="4"/>
-            </w:tcBorders>
-            <w:shd w:fill="FAF6F0" w:val="clear"/>
-            <w:tcMar>
-              <w:top w:type="dxa" w:w="70"/>
-              <w:left w:type="dxa" w:w="100"/>
-              <w:bottom w:type="dxa" w:w="70"/>
-              <w:right w:type="dxa" w:w="100"/>
-            </w:tcMar>
-          </w:tcPr>
-          <w:p>
-            <w:pPr>
-              <w:spacing w:after="0" w:before="0" w:line="240"/>
-            </w:pPr>
-            <w:r>
-              <w:rPr>
-                <w:rFonts w:ascii="Calibri" w:cs="Calibri" w:eastAsia="Calibri" w:hAnsi="Calibri"/>
-                <w:b w:val="false"/>
-                <w:bCs w:val="false"/>
-                <w:color w:val="2A2A3A"/>
-                <w:sz w:val="18"/>
-                <w:szCs w:val="18"/>
-              </w:rPr>
-              <w:t xml:space="preserve">0</w:t>
-            </w:r>
-          </w:p>
-        </w:tc>
-        <w:tc>
-          <w:tcPr>
-            <w:tcW w:type="dxa" w:w="1860"/>
-            <w:tcBorders>
-              <w:top w:val="single" w:color="D4C8B8" w:sz="4"/>
-              <w:left w:val="single" w:color="D4C8B8" w:sz="4"/>
-              <w:bottom w:val="single" w:color="D4C8B8" w:sz="4"/>
-              <w:right w:val="single" w:color="D4C8B8" w:sz="4"/>
-            </w:tcBorders>
-            <w:shd w:fill="FAF6F0" w:val="clear"/>
-            <w:tcMar>
-              <w:top w:type="dxa" w:w="70"/>
-              <w:left w:type="dxa" w:w="100"/>
-              <w:bottom w:type="dxa" w:w="70"/>
-              <w:right w:type="dxa" w:w="100"/>
-            </w:tcMar>
-          </w:tcPr>
-          <w:p>
-            <w:pPr>
-              <w:spacing w:after="0" w:before="0" w:line="240"/>
-            </w:pPr>
-            <w:r>
-              <w:rPr>
-                <w:rFonts w:ascii="Calibri" w:cs="Calibri" w:eastAsia="Calibri" w:hAnsi="Calibri"/>
-                <w:b w:val="false"/>
-                <w:bCs w:val="false"/>
-                <w:color w:val="2A2A3A"/>
-                <w:sz w:val="18"/>
-                <w:szCs w:val="18"/>
-              </w:rPr>
-              <w:t xml:space="preserve">0.18</w:t>
-            </w:r>
-          </w:p>
-        </w:tc>
-      </w:tr>
-      <w:tr>
-        <w:tc>
-          <w:tcPr>
-            <w:tcW w:type="dxa" w:w="1700"/>
-            <w:tcBorders>
-              <w:top w:val="single" w:color="D4C8B8" w:sz="4"/>
-              <w:left w:val="single" w:color="D4C8B8" w:sz="4"/>
-              <w:bottom w:val="single" w:color="D4C8B8" w:sz="4"/>
-              <w:right w:val="single" w:color="D4C8B8" w:sz="4"/>
-            </w:tcBorders>
-            <w:shd w:fill="FFFFFF" w:val="clear"/>
-            <w:tcMar>
-              <w:top w:type="dxa" w:w="70"/>
-              <w:left w:type="dxa" w:w="100"/>
-              <w:bottom w:type="dxa" w:w="70"/>
-              <w:right w:type="dxa" w:w="100"/>
-            </w:tcMar>
-          </w:tcPr>
-          <w:p>
-            <w:pPr>
-              <w:spacing w:after="0" w:before="0" w:line="240"/>
-            </w:pPr>
-            <w:r>
-              <w:rPr>
-                <w:rFonts w:ascii="Calibri" w:cs="Calibri" w:eastAsia="Calibri" w:hAnsi="Calibri"/>
-                <w:b/>
-                <w:bCs/>
-                <w:color w:val="2A2A3A"/>
-                <w:sz w:val="18"/>
-                <w:szCs w:val="18"/>
-              </w:rPr>
-              <w:t xml:space="preserve">The Boys</w:t>
-            </w:r>
-          </w:p>
-        </w:tc>
-        <w:tc>
-          <w:tcPr>
-            <w:tcW w:type="dxa" w:w="700"/>
-            <w:tcBorders>
-              <w:top w:val="single" w:color="D4C8B8" w:sz="4"/>
-              <w:left w:val="single" w:color="D4C8B8" w:sz="4"/>
-              <w:bottom w:val="single" w:color="D4C8B8" w:sz="4"/>
-              <w:right w:val="single" w:color="D4C8B8" w:sz="4"/>
-            </w:tcBorders>
-            <w:shd w:fill="FFFFFF" w:val="clear"/>
-            <w:tcMar>
-              <w:top w:type="dxa" w:w="70"/>
-              <w:left w:type="dxa" w:w="100"/>
-              <w:bottom w:type="dxa" w:w="70"/>
-              <w:right w:type="dxa" w:w="100"/>
-            </w:tcMar>
-          </w:tcPr>
-          <w:p>
-            <w:pPr>
-              <w:spacing w:after="0" w:before="0" w:line="240"/>
-            </w:pPr>
-            <w:r>
-              <w:rPr>
-                <w:rFonts w:ascii="Calibri" w:cs="Calibri" w:eastAsia="Calibri" w:hAnsi="Calibri"/>
-                <w:b w:val="false"/>
-                <w:bCs w:val="false"/>
-                <w:color w:val="2A2A3A"/>
-                <w:sz w:val="18"/>
-                <w:szCs w:val="18"/>
-              </w:rPr>
-              <w:t xml:space="preserve">10</w:t>
-            </w:r>
-          </w:p>
-        </w:tc>
-        <w:tc>
-          <w:tcPr>
-            <w:tcW w:type="dxa" w:w="1100"/>
-            <w:tcBorders>
-              <w:top w:val="single" w:color="D4C8B8" w:sz="4"/>
-              <w:left w:val="single" w:color="D4C8B8" w:sz="4"/>
-              <w:bottom w:val="single" w:color="D4C8B8" w:sz="4"/>
-              <w:right w:val="single" w:color="D4C8B8" w:sz="4"/>
-            </w:tcBorders>
-            <w:shd w:fill="FFFFFF" w:val="clear"/>
-            <w:tcMar>
-              <w:top w:type="dxa" w:w="70"/>
-              <w:left w:type="dxa" w:w="100"/>
-              <w:bottom w:type="dxa" w:w="70"/>
-              <w:right w:type="dxa" w:w="100"/>
-            </w:tcMar>
-          </w:tcPr>
-          <w:p>
-            <w:pPr>
-              <w:spacing w:after="0" w:before="0" w:line="240"/>
-            </w:pPr>
-            <w:r>
-              <w:rPr>
-                <w:rFonts w:ascii="Calibri" w:cs="Calibri" w:eastAsia="Calibri" w:hAnsi="Calibri"/>
-                <w:b w:val="false"/>
-                <w:bCs w:val="false"/>
-                <w:color w:val="2A2A3A"/>
-                <w:sz w:val="18"/>
-                <w:szCs w:val="18"/>
-              </w:rPr>
-              <w:t xml:space="preserve">2</w:t>
-            </w:r>
-          </w:p>
-        </w:tc>
-        <w:tc>
-          <w:tcPr>
-            <w:tcW w:type="dxa" w:w="900"/>
-            <w:tcBorders>
-              <w:top w:val="single" w:color="D4C8B8" w:sz="4"/>
-              <w:left w:val="single" w:color="D4C8B8" w:sz="4"/>
-              <w:bottom w:val="single" w:color="D4C8B8" w:sz="4"/>
-              <w:right w:val="single" w:color="D4C8B8" w:sz="4"/>
-            </w:tcBorders>
-            <w:shd w:fill="FFFFFF" w:val="clear"/>
-            <w:tcMar>
-              <w:top w:type="dxa" w:w="70"/>
-              <w:left w:type="dxa" w:w="100"/>
-              <w:bottom w:type="dxa" w:w="70"/>
-              <w:right w:type="dxa" w:w="100"/>
-            </w:tcMar>
-          </w:tcPr>
-          <w:p>
-            <w:pPr>
-              <w:spacing w:after="0" w:before="0" w:line="240"/>
-            </w:pPr>
-            <w:r>
-              <w:rPr>
-                <w:rFonts w:ascii="Calibri" w:cs="Calibri" w:eastAsia="Calibri" w:hAnsi="Calibri"/>
-                <w:b w:val="false"/>
-                <w:bCs w:val="false"/>
-                <w:color w:val="2A2A3A"/>
-                <w:sz w:val="18"/>
-                <w:szCs w:val="18"/>
-              </w:rPr>
-              <w:t xml:space="preserve">0</w:t>
-            </w:r>
-          </w:p>
-        </w:tc>
-        <w:tc>
-          <w:tcPr>
-            <w:tcW w:type="dxa" w:w="900"/>
-            <w:tcBorders>
-              <w:top w:val="single" w:color="D4C8B8" w:sz="4"/>
-              <w:left w:val="single" w:color="D4C8B8" w:sz="4"/>
-              <w:bottom w:val="single" w:color="D4C8B8" w:sz="4"/>
-              <w:right w:val="single" w:color="D4C8B8" w:sz="4"/>
-            </w:tcBorders>
-            <w:shd w:fill="FFFFFF" w:val="clear"/>
-            <w:tcMar>
-              <w:top w:type="dxa" w:w="70"/>
-              <w:left w:type="dxa" w:w="100"/>
-              <w:bottom w:type="dxa" w:w="70"/>
-              <w:right w:type="dxa" w:w="100"/>
-            </w:tcMar>
-          </w:tcPr>
-          <w:p>
-            <w:pPr>
-              <w:spacing w:after="0" w:before="0" w:line="240"/>
-            </w:pPr>
-            <w:r>
-              <w:rPr>
-                <w:rFonts w:ascii="Calibri" w:cs="Calibri" w:eastAsia="Calibri" w:hAnsi="Calibri"/>
-                <w:b w:val="false"/>
-                <w:bCs w:val="false"/>
-                <w:color w:val="2A2A3A"/>
-                <w:sz w:val="18"/>
-                <w:szCs w:val="18"/>
-              </w:rPr>
-              <w:t xml:space="preserve">0</w:t>
-            </w:r>
-          </w:p>
-        </w:tc>
-        <w:tc>
-          <w:tcPr>
-            <w:tcW w:type="dxa" w:w="1100"/>
-            <w:tcBorders>
-              <w:top w:val="single" w:color="D4C8B8" w:sz="4"/>
-              <w:left w:val="single" w:color="D4C8B8" w:sz="4"/>
-              <w:bottom w:val="single" w:color="D4C8B8" w:sz="4"/>
-              <w:right w:val="single" w:color="D4C8B8" w:sz="4"/>
-            </w:tcBorders>
-            <w:shd w:fill="FFFFFF" w:val="clear"/>
-            <w:tcMar>
-              <w:top w:type="dxa" w:w="70"/>
-              <w:left w:type="dxa" w:w="100"/>
-              <w:bottom w:type="dxa" w:w="70"/>
-              <w:right w:type="dxa" w:w="100"/>
-            </w:tcMar>
-          </w:tcPr>
-          <w:p>
-            <w:pPr>
-              <w:spacing w:after="0" w:before="0" w:line="240"/>
-            </w:pPr>
-            <w:r>
-              <w:rPr>
-                <w:rFonts w:ascii="Calibri" w:cs="Calibri" w:eastAsia="Calibri" w:hAnsi="Calibri"/>
-                <w:b w:val="false"/>
-                <w:bCs w:val="false"/>
-                <w:color w:val="2A2A3A"/>
-                <w:sz w:val="18"/>
-                <w:szCs w:val="18"/>
-              </w:rPr>
-              <w:t xml:space="preserve">2</w:t>
-            </w:r>
-          </w:p>
-        </w:tc>
-        <w:tc>
-          <w:tcPr>
-            <w:tcW w:type="dxa" w:w="1100"/>
-            <w:tcBorders>
-              <w:top w:val="single" w:color="D4C8B8" w:sz="4"/>
-              <w:left w:val="single" w:color="D4C8B8" w:sz="4"/>
-              <w:bottom w:val="single" w:color="D4C8B8" w:sz="4"/>
-              <w:right w:val="single" w:color="D4C8B8" w:sz="4"/>
-            </w:tcBorders>
-            <w:shd w:fill="FFFFFF" w:val="clear"/>
-            <w:tcMar>
-              <w:top w:type="dxa" w:w="70"/>
-              <w:left w:type="dxa" w:w="100"/>
-              <w:bottom w:type="dxa" w:w="70"/>
-              <w:right w:type="dxa" w:w="100"/>
-            </w:tcMar>
-          </w:tcPr>
-          <w:p>
-            <w:pPr>
-              <w:spacing w:after="0" w:before="0" w:line="240"/>
-            </w:pPr>
-            <w:r>
-              <w:rPr>
-                <w:rFonts w:ascii="Calibri" w:cs="Calibri" w:eastAsia="Calibri" w:hAnsi="Calibri"/>
-                <w:b w:val="false"/>
-                <w:bCs w:val="false"/>
-                <w:color w:val="2A2A3A"/>
-                <w:sz w:val="18"/>
-                <w:szCs w:val="18"/>
-              </w:rPr>
-              <w:t xml:space="preserve">0</w:t>
-            </w:r>
-          </w:p>
-        </w:tc>
-        <w:tc>
-          <w:tcPr>
-            <w:tcW w:type="dxa" w:w="1860"/>
-            <w:tcBorders>
-              <w:top w:val="single" w:color="D4C8B8" w:sz="4"/>
-              <w:left w:val="single" w:color="D4C8B8" w:sz="4"/>
-              <w:bottom w:val="single" w:color="D4C8B8" w:sz="4"/>
-              <w:right w:val="single" w:color="D4C8B8" w:sz="4"/>
-            </w:tcBorders>
-            <w:shd w:fill="FFFFFF" w:val="clear"/>
-            <w:tcMar>
-              <w:top w:type="dxa" w:w="70"/>
-              <w:left w:type="dxa" w:w="100"/>
-              <w:bottom w:type="dxa" w:w="70"/>
-              <w:right w:type="dxa" w:w="100"/>
-            </w:tcMar>
-          </w:tcPr>
-          <w:p>
-            <w:pPr>
-              <w:spacing w:after="0" w:before="0" w:line="240"/>
-            </w:pPr>
-            <w:r>
-              <w:rPr>
-                <w:rFonts w:ascii="Calibri" w:cs="Calibri" w:eastAsia="Calibri" w:hAnsi="Calibri"/>
-                <w:b w:val="false"/>
-                <w:bCs w:val="false"/>
-                <w:color w:val="2A2A3A"/>
-                <w:sz w:val="18"/>
-                <w:szCs w:val="18"/>
-              </w:rPr>
-              <w:t xml:space="preserve">0.20</w:t>
+              <w:t xml:space="preserve">7%</w:t>
+            </w:r>
+          </w:p>
+        </w:tc>
+        <w:tc>
+          <w:tcPr>
+            <w:tcW w:type="dxa" w:w="3000"/>
+            <w:tcBorders>
+              <w:top w:val="single" w:color="D4C8B8" w:sz="4"/>
+              <w:left w:val="single" w:color="D4C8B8" w:sz="4"/>
+              <w:bottom w:val="single" w:color="D4C8B8" w:sz="4"/>
+              <w:right w:val="single" w:color="D4C8B8" w:sz="4"/>
+            </w:tcBorders>
+            <w:shd w:fill="FAF6F0" w:val="clear"/>
+            <w:tcMar>
+              <w:top w:type="dxa" w:w="70"/>
+              <w:left w:type="dxa" w:w="100"/>
+              <w:bottom w:type="dxa" w:w="70"/>
+              <w:right w:type="dxa" w:w="100"/>
+            </w:tcMar>
+          </w:tcPr>
+          <w:p>
+            <w:pPr>
+              <w:spacing w:after="0" w:before="0" w:line="240"/>
+            </w:pPr>
+            <w:r>
+              <w:rPr>
+                <w:rFonts w:ascii="Calibri" w:cs="Calibri" w:eastAsia="Calibri" w:hAnsi="Calibri"/>
+                <w:b w:val="false"/>
+                <w:bCs w:val="false"/>
+                <w:color w:val="2A2A3A"/>
+                <w:sz w:val="18"/>
+                <w:szCs w:val="18"/>
+              </w:rPr>
+              <w:t xml:space="preserve">—</w:t>
+            </w:r>
+          </w:p>
+        </w:tc>
+        <w:tc>
+          <w:tcPr>
+            <w:tcW w:type="dxa" w:w="3000"/>
+            <w:tcBorders>
+              <w:top w:val="single" w:color="D4C8B8" w:sz="4"/>
+              <w:left w:val="single" w:color="D4C8B8" w:sz="4"/>
+              <w:bottom w:val="single" w:color="D4C8B8" w:sz="4"/>
+              <w:right w:val="single" w:color="D4C8B8" w:sz="4"/>
+            </w:tcBorders>
+            <w:shd w:fill="FAF6F0" w:val="clear"/>
+            <w:tcMar>
+              <w:top w:type="dxa" w:w="70"/>
+              <w:left w:type="dxa" w:w="100"/>
+              <w:bottom w:type="dxa" w:w="70"/>
+              <w:right w:type="dxa" w:w="100"/>
+            </w:tcMar>
+          </w:tcPr>
+          <w:p>
+            <w:pPr>
+              <w:spacing w:after="0" w:before="0" w:line="240"/>
+            </w:pPr>
+            <w:r>
+              <w:rPr>
+                <w:rFonts w:ascii="Calibri" w:cs="Calibri" w:eastAsia="Calibri" w:hAnsi="Calibri"/>
+                <w:b w:val="false"/>
+                <w:bCs w:val="false"/>
+                <w:color w:val="2A2A3A"/>
+                <w:sz w:val="18"/>
+                <w:szCs w:val="18"/>
+              </w:rPr>
+              <w:t xml:space="preserve">—</w:t>
             </w:r>
           </w:p>
         </w:tc>
@@ -2009,7 +1325,7 @@
           <w:sz w:val="18"/>
           <w:szCs w:val="18"/>
         </w:rPr>
-        <w:t xml:space="preserve">Source: gold_data.forum_presence_proxy, snapshot 2026-04-30, 142 IPs scanned, 24 above the 5-thread minimum.</w:t>
+        <w:t xml:space="preserve">Source: gold_data.concept_demand_clusters, snapshot 2026-04-30. "Witch class" was the highest-demand unshipped concept identified in the v5 collection window across 142 candidate concepts.</w:t>
       </w:r>
     </w:p>
     <w:p>
@@ -2034,7 +1350,7 @@
           <w:sz w:val="22"/>
           <w:szCs w:val="22"/>
         </w:rPr>
-        <w:t xml:space="preserve">  The classifier produces six narrative tags per thread, not a single positive/negative score. That structure is what makes it useful for a Day-1 UA-packet read: "4 tone_mismatch flags out of 10 threads" tells the design team something specific about WHY a packet is divisive (the flavor reads wrong), separable from "6 system_design_critique flags" (the math is being argued). For Goblin Slayer, the triangulation shows up cleanly — the same IP is flagged tone_mismatch on three forums independently, which is the structural signature an OGL-tier event would produce on Day 1. Note how Stranger Things and BG3 score positive overall (attitude_avg 0.36, 0.32) but still register cash_grab and pandering tags from a minority of voices: that's the kind of nuance a horizontal social-listening tool's average-sentiment scalar erases.</w:t>
+        <w:t xml:space="preserve">  Three insights. First, demand is real but splits across mechanically distinct designs — a single "witch class" shipped without flavor differentiation would satisfy roughly 30% of the demand (Hagcraft cluster) while leaving the other 70% feeling unaddressed. Second, the dominant cluster (Hagcraft) is mechanically adjacent to the existing warlock-hex vocabulary, meaning the design lift is lower and the player-vocabulary risk is lower. Third — the differentiated capability — each cluster carries a distinct brand-risk profile. The Cottagecore cluster (18%) carries low brand-risk markers because it is broadly culturally legitimate via contemporary YA fantasy. The Salem-historical cluster (12%) sits in a category-coded brand-risk zone WoTC has historically avoided. Designers need both axes — demand-shape and brand-risk-shape — to make an informed shipping decision.</w:t>
       </w:r>
     </w:p>
     <w:p>
@@ -2050,7 +1366,7 @@
           <w:sz w:val="22"/>
           <w:szCs w:val="22"/>
         </w:rPr>
-        <w:t xml:space="preserve">What this would look like for a real UA packet.</w:t>
+        <w:t xml:space="preserve">What this enables.</w:t>
       </w:r>
       <w:r>
         <w:rPr>
@@ -2059,7 +1375,7 @@
           <w:sz w:val="22"/>
           <w:szCs w:val="22"/>
         </w:rPr>
-        <w:t xml:space="preserve">  Same classifier, same three forum sources, same six narrative tags — but pointed at the new harvest filter. Stage 4 of the pipeline (harvest_forum_presence.py) takes search terms; swap "Goblin Slayer" for "Witch UA" or "One D&amp;D Warlock playtest" and you get the same six-column breakdown 24-48 hours after the packet drops, instead of waiting six weeks for the official survey.</w:t>
+        <w:t xml:space="preserve">  A demand-aware, brand-aware design hypothesis. Trusight surfaces both axes on the same substrate — the dual-axis intelligence no horizontal social-listening tool delivers. As placeholder vocabulary for WoTC's Design team to evaluate and refine: the class name could be Ritualist (system-mechanic-anchored, leveraging the existing ritual-casting framework) or Herbalist (folk-craft-anchored, broader thematic surface) — both carry no category-coded brand-risk markers. Subclasses map to the cluster decomposition: Hedgewise (Cottagecore), Hearthkeeper (Folklore), Hagcraft or Curseweaver (Hagcraft cluster), Wyrd-Touched (Dark academia). The Salem-historical cluster is identified by the data but not mapped to a recommended subclass — that is the brand-risk-aware design decision the data supports. These names are deliberately placeholders; the Trusight value is identifying the brand-safe vocabulary space and the cluster-to-mechanic mapping, not the specific labels. Final naming, refinement, and design-team interpretation are WoTC's calls.</w:t>
       </w:r>
     </w:p>
     <w:p>
